--- a/fra/docx/013.content.docx
+++ b/fra/docx/013.content.docx
@@ -150,26 +150,6 @@
           <w:lang w:val="fr_FR" w:bidi="fr_FR"/>
         </w:rPr>
         <w:t>M</w:t>
-      </w:r>
-      <w:r>
-        <w:rPr>
-          <w:lang w:val="fr_FR" w:bidi="fr_FR"/>
-        </w:rPr>
-      </w:r>
-    </w:p>
-    <w:p>
-      <w:pPr/>
-      <w:r>
-        <w:rPr>
-          <w:lang w:val="fr_FR" w:bidi="fr_FR"/>
-        </w:rPr>
-      </w:r>
-      <w:r>
-        <w:rPr>
-          <w:i/>
-          <w:lang w:val="fr_FR" w:bidi="fr_FR"/>
-        </w:rPr>
-        <w:t>Mariage biblique, Messages contre les nations, Miracles, Mort</w:t>
       </w:r>
       <w:r>
         <w:rPr>

--- a/fra/docx/013.content.docx
+++ b/fra/docx/013.content.docx
@@ -19,7 +19,7 @@
         <w:rPr>
           <w:lang w:val="fr_FR" w:bidi="fr_FR"/>
         </w:rPr>
-        <w:t>Resource: Study Notes - Themes (Tyndale)</w:t>
+        <w:t>Resource: Tyndale Open Study Notes</w:t>
       </w:r>
       <w:r>
         <w:rPr>
@@ -112,7 +112,7 @@
         <w:rPr>
           <w:lang w:val="fr_FR" w:bidi="fr_FR"/>
         </w:rPr>
-        <w:t>Study Notes - Themes (Tyndale)</w:t>
+        <w:t>Tyndale Open Study Notes</w:t>
       </w:r>
     </w:p>
     <w:p>

--- a/fra/docx/013.content.docx
+++ b/fra/docx/013.content.docx
@@ -19,7 +19,7 @@
         <w:rPr>
           <w:lang w:val="fr_FR" w:bidi="fr_FR"/>
         </w:rPr>
-        <w:t>Resource: Tyndale Open Study Notes</w:t>
+        <w:t>Resource: Aquifer Open Study Notes (Themes)</w:t>
       </w:r>
       <w:r>
         <w:rPr>
@@ -112,7 +112,7 @@
         <w:rPr>
           <w:lang w:val="fr_FR" w:bidi="fr_FR"/>
         </w:rPr>
-        <w:t>Tyndale Open Study Notes</w:t>
+        <w:t>Aquifer Open Study Notes (Themes)</w:t>
       </w:r>
     </w:p>
     <w:p>

--- a/fra/docx/013.content.docx
+++ b/fra/docx/013.content.docx
@@ -233,162 +233,108 @@
         </w:rPr>
         <w:t>Le premier mariage de la Bible est celui d'Adam et Ève. Dieu était lui-même présent lors de la première union : c'est lui qui a amené Ève à Adam dans le jardin sacré d'Eden (</w:t>
       </w:r>
-      <w:hyperlink r:id="rId13">
-        <w:r>
-          <w:rPr>
-            <w:lang w:val="fr_FR" w:bidi="fr_FR"/>
-          </w:rPr>
-          <w:rPr>
-            <w:color w:val="0000EE"/>
-            <w:u w:val="single"/>
-          </w:rPr>
-          <w:t>Gn 2.18–25</w:t>
-        </w:r>
-      </w:hyperlink>
+      <w:r>
+        <w:rPr>
+          <w:lang w:val="fr_FR" w:bidi="fr_FR"/>
+        </w:rPr>
+        <w:t>Gn 2.18–25</w:t>
+      </w:r>
       <w:r>
         <w:rPr>
           <w:lang w:val="fr_FR" w:bidi="fr_FR"/>
         </w:rPr>
         <w:t xml:space="preserve">). Dans la Bible, le mariage est une alliance exclusive qui engage un homme et une femme devant Dieu. L'adultère, des relations sexuelles d'une personne mariée avec quelqu'un d'autre que son mari ou sa femme, viole cette alliance. Elle constitue un péché très grave contre l'époux trahi et contre Dieu. L'Éternel est celui à qui ceux qui violent cette alliance devront rendre des comptes (voir </w:t>
       </w:r>
-      <w:hyperlink r:id="rId14">
-        <w:r>
-          <w:rPr>
-            <w:lang w:val="fr_FR" w:bidi="fr_FR"/>
-          </w:rPr>
-          <w:rPr>
-            <w:color w:val="0000EE"/>
-            <w:u w:val="single"/>
-          </w:rPr>
-          <w:t>Ml 2.10–16</w:t>
-        </w:r>
-      </w:hyperlink>
+      <w:r>
+        <w:rPr>
+          <w:lang w:val="fr_FR" w:bidi="fr_FR"/>
+        </w:rPr>
+        <w:t>Ml 2.10–16</w:t>
+      </w:r>
       <w:r>
         <w:rPr>
           <w:lang w:val="fr_FR" w:bidi="fr_FR"/>
         </w:rPr>
         <w:t xml:space="preserve"> ; voir aussi </w:t>
       </w:r>
-      <w:hyperlink r:id="rId15">
-        <w:r>
-          <w:rPr>
-            <w:lang w:val="fr_FR" w:bidi="fr_FR"/>
-          </w:rPr>
-          <w:rPr>
-            <w:color w:val="0000EE"/>
-            <w:u w:val="single"/>
-          </w:rPr>
-          <w:t>Gn 39.6–9</w:t>
-        </w:r>
-      </w:hyperlink>
-      <w:r>
-        <w:rPr>
-          <w:lang w:val="fr_FR" w:bidi="fr_FR"/>
-        </w:rPr>
-        <w:t xml:space="preserve"> ; </w:t>
-      </w:r>
-      <w:hyperlink r:id="rId16">
-        <w:r>
-          <w:rPr>
-            <w:lang w:val="fr_FR" w:bidi="fr_FR"/>
-          </w:rPr>
-          <w:rPr>
-            <w:color w:val="0000EE"/>
-            <w:u w:val="single"/>
-          </w:rPr>
-          <w:t>Jr 3.1</w:t>
-        </w:r>
-      </w:hyperlink>
-      <w:r>
-        <w:rPr>
-          <w:lang w:val="fr_FR" w:bidi="fr_FR"/>
-        </w:rPr>
-        <w:t xml:space="preserve"> ; </w:t>
-      </w:r>
-      <w:hyperlink r:id="rId17">
-        <w:r>
-          <w:rPr>
-            <w:lang w:val="fr_FR" w:bidi="fr_FR"/>
-          </w:rPr>
-          <w:rPr>
-            <w:color w:val="0000EE"/>
-            <w:u w:val="single"/>
-          </w:rPr>
-          <w:t>1Co 6.9–10</w:t>
-        </w:r>
-      </w:hyperlink>
-      <w:r>
-        <w:rPr>
-          <w:lang w:val="fr_FR" w:bidi="fr_FR"/>
-        </w:rPr>
-        <w:t xml:space="preserve"> ; </w:t>
-      </w:r>
-      <w:hyperlink r:id="rId18">
-        <w:r>
-          <w:rPr>
-            <w:lang w:val="fr_FR" w:bidi="fr_FR"/>
-          </w:rPr>
-          <w:rPr>
-            <w:color w:val="0000EE"/>
-            <w:u w:val="single"/>
-          </w:rPr>
-          <w:t>Hé 13.4</w:t>
-        </w:r>
-      </w:hyperlink>
+      <w:r>
+        <w:rPr>
+          <w:lang w:val="fr_FR" w:bidi="fr_FR"/>
+        </w:rPr>
+        <w:t>Gn 39.6–9</w:t>
+      </w:r>
+      <w:r>
+        <w:rPr>
+          <w:lang w:val="fr_FR" w:bidi="fr_FR"/>
+        </w:rPr>
+        <w:t xml:space="preserve"> ; </w:t>
+      </w:r>
+      <w:r>
+        <w:rPr>
+          <w:lang w:val="fr_FR" w:bidi="fr_FR"/>
+        </w:rPr>
+        <w:t>Jr 3.1</w:t>
+      </w:r>
+      <w:r>
+        <w:rPr>
+          <w:lang w:val="fr_FR" w:bidi="fr_FR"/>
+        </w:rPr>
+        <w:t xml:space="preserve"> ; </w:t>
+      </w:r>
+      <w:r>
+        <w:rPr>
+          <w:lang w:val="fr_FR" w:bidi="fr_FR"/>
+        </w:rPr>
+        <w:t>1Co 6.9–10</w:t>
+      </w:r>
+      <w:r>
+        <w:rPr>
+          <w:lang w:val="fr_FR" w:bidi="fr_FR"/>
+        </w:rPr>
+        <w:t xml:space="preserve"> ; </w:t>
+      </w:r>
+      <w:r>
+        <w:rPr>
+          <w:lang w:val="fr_FR" w:bidi="fr_FR"/>
+        </w:rPr>
+        <w:t>Hé 13.4</w:t>
+      </w:r>
       <w:r>
         <w:rPr>
           <w:lang w:val="fr_FR" w:bidi="fr_FR"/>
         </w:rPr>
         <w:t xml:space="preserve">). Bien que le mariage soit entre un homme et une femme, il ne concerne pas qu'eux. L'alliance est faite au regard de la communauté qui reconnaît qu'ils s'appartiennent désormais l'un à l'autre exclusivement. Dans beaucoup de cultures, une cérémonie de mariage exprime cet engagement aux yeux de la communauté, souvent avec la présence des parents et de témoins (voir </w:t>
       </w:r>
-      <w:hyperlink r:id="rId19">
-        <w:r>
-          <w:rPr>
-            <w:lang w:val="fr_FR" w:bidi="fr_FR"/>
-          </w:rPr>
-          <w:rPr>
-            <w:color w:val="0000EE"/>
-            <w:u w:val="single"/>
-          </w:rPr>
-          <w:t>Lv 20.10–12</w:t>
-        </w:r>
-      </w:hyperlink>
-      <w:r>
-        <w:rPr>
-          <w:lang w:val="fr_FR" w:bidi="fr_FR"/>
-        </w:rPr>
-        <w:t xml:space="preserve"> ; </w:t>
-      </w:r>
-      <w:hyperlink r:id="rId20">
-        <w:r>
-          <w:rPr>
-            <w:lang w:val="fr_FR" w:bidi="fr_FR"/>
-          </w:rPr>
-          <w:rPr>
-            <w:color w:val="0000EE"/>
-            <w:u w:val="single"/>
-          </w:rPr>
-          <w:t>Dt 22.22</w:t>
-        </w:r>
-      </w:hyperlink>
-      <w:r>
-        <w:rPr>
-          <w:lang w:val="fr_FR" w:bidi="fr_FR"/>
-        </w:rPr>
-        <w:t xml:space="preserve"> ; </w:t>
-      </w:r>
-      <w:hyperlink r:id="rId21">
-        <w:r>
-          <w:rPr>
-            <w:lang w:val="fr_FR" w:bidi="fr_FR"/>
-          </w:rPr>
-          <w:rPr>
-            <w:color w:val="0000EE"/>
-            <w:u w:val="single"/>
-          </w:rPr>
-          <w:t>Jr 29.20–23</w:t>
-        </w:r>
-      </w:hyperlink>
+      <w:r>
+        <w:rPr>
+          <w:lang w:val="fr_FR" w:bidi="fr_FR"/>
+        </w:rPr>
+        <w:t>Lv 20.10–12</w:t>
+      </w:r>
+      <w:r>
+        <w:rPr>
+          <w:lang w:val="fr_FR" w:bidi="fr_FR"/>
+        </w:rPr>
+        <w:t xml:space="preserve"> ; </w:t>
+      </w:r>
+      <w:r>
+        <w:rPr>
+          <w:lang w:val="fr_FR" w:bidi="fr_FR"/>
+        </w:rPr>
+        <w:t>Dt 22.22</w:t>
+      </w:r>
+      <w:r>
+        <w:rPr>
+          <w:lang w:val="fr_FR" w:bidi="fr_FR"/>
+        </w:rPr>
+        <w:t xml:space="preserve"> ; </w:t>
+      </w:r>
+      <w:r>
+        <w:rPr>
+          <w:lang w:val="fr_FR" w:bidi="fr_FR"/>
+        </w:rPr>
+        <w:t>Jr 29.20–23</w:t>
+      </w:r>
       <w:r>
         <w:rPr>
           <w:lang w:val="fr_FR" w:bidi="fr_FR"/>
@@ -409,216 +355,144 @@
         </w:rPr>
         <w:t>Dans la Bible, le mariage est souvent utilisé comme une façon de décrire la relation entre Dieu et son peuple (</w:t>
       </w:r>
-      <w:hyperlink r:id="rId22">
-        <w:r>
-          <w:rPr>
-            <w:lang w:val="fr_FR" w:bidi="fr_FR"/>
-          </w:rPr>
-          <w:rPr>
-            <w:color w:val="0000EE"/>
-            <w:u w:val="single"/>
-          </w:rPr>
-          <w:t xml:space="preserve">Ex 19.3–6 </w:t>
-        </w:r>
-      </w:hyperlink>
+      <w:r>
+        <w:rPr>
+          <w:lang w:val="fr_FR" w:bidi="fr_FR"/>
+        </w:rPr>
+        <w:t xml:space="preserve">Ex 19.3–6 </w:t>
+      </w:r>
       <w:r>
         <w:rPr>
           <w:lang w:val="fr_FR" w:bidi="fr_FR"/>
         </w:rPr>
         <w:t xml:space="preserve">; </w:t>
       </w:r>
-      <w:hyperlink r:id="rId23">
-        <w:r>
-          <w:rPr>
-            <w:lang w:val="fr_FR" w:bidi="fr_FR"/>
-          </w:rPr>
-          <w:rPr>
-            <w:color w:val="0000EE"/>
-            <w:u w:val="single"/>
-          </w:rPr>
-          <w:t xml:space="preserve">20.2–6 </w:t>
-        </w:r>
-      </w:hyperlink>
+      <w:r>
+        <w:rPr>
+          <w:lang w:val="fr_FR" w:bidi="fr_FR"/>
+        </w:rPr>
+        <w:t xml:space="preserve">20.2–6 </w:t>
+      </w:r>
       <w:r>
         <w:rPr>
           <w:lang w:val="fr_FR" w:bidi="fr_FR"/>
         </w:rPr>
         <w:t xml:space="preserve">; </w:t>
       </w:r>
-      <w:hyperlink r:id="rId24">
-        <w:r>
-          <w:rPr>
-            <w:lang w:val="fr_FR" w:bidi="fr_FR"/>
-          </w:rPr>
-          <w:rPr>
-            <w:color w:val="0000EE"/>
-            <w:u w:val="single"/>
-          </w:rPr>
-          <w:t xml:space="preserve">34.14 </w:t>
-        </w:r>
-      </w:hyperlink>
+      <w:r>
+        <w:rPr>
+          <w:lang w:val="fr_FR" w:bidi="fr_FR"/>
+        </w:rPr>
+        <w:t xml:space="preserve">34.14 </w:t>
+      </w:r>
       <w:r>
         <w:rPr>
           <w:lang w:val="fr_FR" w:bidi="fr_FR"/>
         </w:rPr>
         <w:t xml:space="preserve">; </w:t>
       </w:r>
-      <w:hyperlink r:id="rId25">
-        <w:r>
-          <w:rPr>
-            <w:lang w:val="fr_FR" w:bidi="fr_FR"/>
-          </w:rPr>
-          <w:rPr>
-            <w:color w:val="0000EE"/>
-            <w:u w:val="single"/>
-          </w:rPr>
-          <w:t xml:space="preserve">Es 54.5 </w:t>
-        </w:r>
-      </w:hyperlink>
+      <w:r>
+        <w:rPr>
+          <w:lang w:val="fr_FR" w:bidi="fr_FR"/>
+        </w:rPr>
+        <w:t xml:space="preserve">Es 54.5 </w:t>
+      </w:r>
       <w:r>
         <w:rPr>
           <w:lang w:val="fr_FR" w:bidi="fr_FR"/>
         </w:rPr>
         <w:t xml:space="preserve">; </w:t>
       </w:r>
-      <w:hyperlink r:id="rId26">
-        <w:r>
-          <w:rPr>
-            <w:lang w:val="fr_FR" w:bidi="fr_FR"/>
-          </w:rPr>
-          <w:rPr>
-            <w:color w:val="0000EE"/>
-            <w:u w:val="single"/>
-          </w:rPr>
-          <w:t xml:space="preserve">Ez 16 </w:t>
-        </w:r>
-      </w:hyperlink>
+      <w:r>
+        <w:rPr>
+          <w:lang w:val="fr_FR" w:bidi="fr_FR"/>
+        </w:rPr>
+        <w:t xml:space="preserve">Ez 16 </w:t>
+      </w:r>
       <w:r>
         <w:rPr>
           <w:lang w:val="fr_FR" w:bidi="fr_FR"/>
         </w:rPr>
         <w:t xml:space="preserve">; </w:t>
       </w:r>
-      <w:hyperlink r:id="rId27">
-        <w:r>
-          <w:rPr>
-            <w:lang w:val="fr_FR" w:bidi="fr_FR"/>
-          </w:rPr>
-          <w:rPr>
-            <w:color w:val="0000EE"/>
-            <w:u w:val="single"/>
-          </w:rPr>
-          <w:t>Os 2.21–22</w:t>
-        </w:r>
-      </w:hyperlink>
+      <w:r>
+        <w:rPr>
+          <w:lang w:val="fr_FR" w:bidi="fr_FR"/>
+        </w:rPr>
+        <w:t>Os 2.21–22</w:t>
+      </w:r>
       <w:r>
         <w:rPr>
           <w:lang w:val="fr_FR" w:bidi="fr_FR"/>
         </w:rPr>
         <w:t>). La relation que Dieu a avec Israël est d'abord décrite ainsi, puis sa relation avec l'Église (</w:t>
       </w:r>
-      <w:hyperlink r:id="rId28">
-        <w:r>
-          <w:rPr>
-            <w:lang w:val="fr_FR" w:bidi="fr_FR"/>
-          </w:rPr>
-          <w:rPr>
-            <w:color w:val="0000EE"/>
-            <w:u w:val="single"/>
-          </w:rPr>
-          <w:t xml:space="preserve">2Co 11.2 </w:t>
-        </w:r>
-      </w:hyperlink>
+      <w:r>
+        <w:rPr>
+          <w:lang w:val="fr_FR" w:bidi="fr_FR"/>
+        </w:rPr>
+        <w:t xml:space="preserve">2Co 11.2 </w:t>
+      </w:r>
       <w:r>
         <w:rPr>
           <w:lang w:val="fr_FR" w:bidi="fr_FR"/>
         </w:rPr>
         <w:t xml:space="preserve">; </w:t>
       </w:r>
-      <w:hyperlink r:id="rId29">
-        <w:r>
-          <w:rPr>
-            <w:lang w:val="fr_FR" w:bidi="fr_FR"/>
-          </w:rPr>
-          <w:rPr>
-            <w:color w:val="0000EE"/>
-            <w:u w:val="single"/>
-          </w:rPr>
-          <w:t>Ep 5.21–33</w:t>
-        </w:r>
-      </w:hyperlink>
+      <w:r>
+        <w:rPr>
+          <w:lang w:val="fr_FR" w:bidi="fr_FR"/>
+        </w:rPr>
+        <w:t>Ep 5.21–33</w:t>
+      </w:r>
       <w:r>
         <w:rPr>
           <w:lang w:val="fr_FR" w:bidi="fr_FR"/>
         </w:rPr>
         <w:t>). Ainsi, le mariage entre un homme et une femme symbolise quelque chose de plus grand. Le peuple de Dieu est décrit comme la fiancée de Christ qui attend le retour de Jésus, son fiancé. La façon dont les couples chrétiens vivent doit refléter la relation entre Christ et son Église en attendant « les noces de l'agneau » (</w:t>
       </w:r>
-      <w:hyperlink r:id="rId30">
-        <w:r>
-          <w:rPr>
-            <w:lang w:val="fr_FR" w:bidi="fr_FR"/>
-          </w:rPr>
-          <w:rPr>
-            <w:color w:val="0000EE"/>
-            <w:u w:val="single"/>
-          </w:rPr>
-          <w:t>Ap 19.6–9</w:t>
-        </w:r>
-      </w:hyperlink>
+      <w:r>
+        <w:rPr>
+          <w:lang w:val="fr_FR" w:bidi="fr_FR"/>
+        </w:rPr>
+        <w:t>Ap 19.6–9</w:t>
+      </w:r>
       <w:r>
         <w:rPr>
           <w:lang w:val="fr_FR" w:bidi="fr_FR"/>
         </w:rPr>
         <w:t>). Ce sera alors que le peuple fidèle de Dieu vivra pour toujours dans la présence glorieuse de Christ (</w:t>
       </w:r>
-      <w:hyperlink r:id="rId31">
-        <w:r>
-          <w:rPr>
-            <w:lang w:val="fr_FR" w:bidi="fr_FR"/>
-          </w:rPr>
-          <w:rPr>
-            <w:color w:val="0000EE"/>
-            <w:u w:val="single"/>
-          </w:rPr>
-          <w:t xml:space="preserve">Ap 19.7 </w:t>
-        </w:r>
-      </w:hyperlink>
+      <w:r>
+        <w:rPr>
+          <w:lang w:val="fr_FR" w:bidi="fr_FR"/>
+        </w:rPr>
+        <w:t xml:space="preserve">Ap 19.7 </w:t>
+      </w:r>
       <w:r>
         <w:rPr>
           <w:lang w:val="fr_FR" w:bidi="fr_FR"/>
         </w:rPr>
         <w:t xml:space="preserve">; </w:t>
       </w:r>
-      <w:hyperlink r:id="rId32">
-        <w:r>
-          <w:rPr>
-            <w:lang w:val="fr_FR" w:bidi="fr_FR"/>
-          </w:rPr>
-          <w:rPr>
-            <w:color w:val="0000EE"/>
-            <w:u w:val="single"/>
-          </w:rPr>
-          <w:t>21.2</w:t>
-        </w:r>
-      </w:hyperlink>
+      <w:r>
+        <w:rPr>
+          <w:lang w:val="fr_FR" w:bidi="fr_FR"/>
+        </w:rPr>
+        <w:t>21.2</w:t>
+      </w:r>
       <w:r>
         <w:rPr>
           <w:lang w:val="fr_FR" w:bidi="fr_FR"/>
         </w:rPr>
         <w:t xml:space="preserve">, </w:t>
       </w:r>
-      <w:hyperlink r:id="rId33">
-        <w:r>
-          <w:rPr>
-            <w:lang w:val="fr_FR" w:bidi="fr_FR"/>
-          </w:rPr>
-          <w:rPr>
-            <w:color w:val="0000EE"/>
-            <w:u w:val="single"/>
-          </w:rPr>
-          <w:t>9</w:t>
-        </w:r>
-      </w:hyperlink>
+      <w:r>
+        <w:rPr>
+          <w:lang w:val="fr_FR" w:bidi="fr_FR"/>
+        </w:rPr>
+        <w:t>9</w:t>
+      </w:r>
       <w:r>
         <w:rPr>
           <w:lang w:val="fr_FR" w:bidi="fr_FR"/>
@@ -648,198 +522,132 @@
           <w:lang w:val="fr_FR" w:bidi="fr_FR"/>
         </w:rPr>
       </w:r>
-      <w:hyperlink r:id="rId13">
-        <w:r>
-          <w:rPr>
-            <w:lang w:val="fr_FR" w:bidi="fr_FR"/>
-          </w:rPr>
-          <w:rPr>
-            <w:color w:val="0000EE"/>
-            <w:u w:val="single"/>
-          </w:rPr>
-          <w:t>Genèse 2.18–25</w:t>
-        </w:r>
-      </w:hyperlink>
-      <w:r>
-        <w:rPr>
-          <w:lang w:val="fr_FR" w:bidi="fr_FR"/>
-        </w:rPr>
-        <w:t xml:space="preserve"> ; </w:t>
-      </w:r>
-      <w:hyperlink r:id="rId34">
-        <w:r>
-          <w:rPr>
-            <w:lang w:val="fr_FR" w:bidi="fr_FR"/>
-          </w:rPr>
-          <w:rPr>
-            <w:color w:val="0000EE"/>
-            <w:u w:val="single"/>
-          </w:rPr>
-          <w:t>24.65–67</w:t>
-        </w:r>
-      </w:hyperlink>
-      <w:r>
-        <w:rPr>
-          <w:lang w:val="fr_FR" w:bidi="fr_FR"/>
-        </w:rPr>
-        <w:t xml:space="preserve"> ; </w:t>
-      </w:r>
-      <w:hyperlink r:id="rId35">
-        <w:r>
-          <w:rPr>
-            <w:lang w:val="fr_FR" w:bidi="fr_FR"/>
-          </w:rPr>
-          <w:rPr>
-            <w:color w:val="0000EE"/>
-            <w:u w:val="single"/>
-          </w:rPr>
-          <w:t>Psaume 45.9–16</w:t>
-        </w:r>
-      </w:hyperlink>
-      <w:r>
-        <w:rPr>
-          <w:lang w:val="fr_FR" w:bidi="fr_FR"/>
-        </w:rPr>
-        <w:t xml:space="preserve"> ; </w:t>
-      </w:r>
-      <w:hyperlink r:id="rId25">
-        <w:r>
-          <w:rPr>
-            <w:lang w:val="fr_FR" w:bidi="fr_FR"/>
-          </w:rPr>
-          <w:rPr>
-            <w:color w:val="0000EE"/>
-            <w:u w:val="single"/>
-          </w:rPr>
-          <w:t>Ésaïe 54.5</w:t>
-        </w:r>
-      </w:hyperlink>
-      <w:r>
-        <w:rPr>
-          <w:lang w:val="fr_FR" w:bidi="fr_FR"/>
-        </w:rPr>
-        <w:t xml:space="preserve"> ; </w:t>
-      </w:r>
-      <w:hyperlink r:id="rId27">
-        <w:r>
-          <w:rPr>
-            <w:lang w:val="fr_FR" w:bidi="fr_FR"/>
-          </w:rPr>
-          <w:rPr>
-            <w:color w:val="0000EE"/>
-            <w:u w:val="single"/>
-          </w:rPr>
-          <w:t>Osée 2.19–20</w:t>
-        </w:r>
-      </w:hyperlink>
-      <w:r>
-        <w:rPr>
-          <w:lang w:val="fr_FR" w:bidi="fr_FR"/>
-        </w:rPr>
-        <w:t xml:space="preserve"> ; </w:t>
-      </w:r>
-      <w:hyperlink r:id="rId14">
-        <w:r>
-          <w:rPr>
-            <w:lang w:val="fr_FR" w:bidi="fr_FR"/>
-          </w:rPr>
-          <w:rPr>
-            <w:color w:val="0000EE"/>
-            <w:u w:val="single"/>
-          </w:rPr>
-          <w:t>Malachie 2.10–16</w:t>
-        </w:r>
-      </w:hyperlink>
-      <w:r>
-        <w:rPr>
-          <w:lang w:val="fr_FR" w:bidi="fr_FR"/>
-        </w:rPr>
-        <w:t xml:space="preserve"> ; </w:t>
-      </w:r>
-      <w:hyperlink r:id="rId36">
-        <w:r>
-          <w:rPr>
-            <w:lang w:val="fr_FR" w:bidi="fr_FR"/>
-          </w:rPr>
-          <w:rPr>
-            <w:color w:val="0000EE"/>
-            <w:u w:val="single"/>
-          </w:rPr>
-          <w:t>1 Corinthiens 7.1–40</w:t>
-        </w:r>
-      </w:hyperlink>
-      <w:r>
-        <w:rPr>
-          <w:lang w:val="fr_FR" w:bidi="fr_FR"/>
-        </w:rPr>
-        <w:t xml:space="preserve"> ; </w:t>
-      </w:r>
-      <w:hyperlink r:id="rId37">
-        <w:r>
-          <w:rPr>
-            <w:lang w:val="fr_FR" w:bidi="fr_FR"/>
-          </w:rPr>
-          <w:rPr>
-            <w:color w:val="0000EE"/>
-            <w:u w:val="single"/>
-          </w:rPr>
-          <w:t>2 Corinthiens 6.14–16</w:t>
-        </w:r>
-      </w:hyperlink>
-      <w:r>
-        <w:rPr>
-          <w:lang w:val="fr_FR" w:bidi="fr_FR"/>
-        </w:rPr>
-        <w:t xml:space="preserve"> ; </w:t>
-      </w:r>
-      <w:hyperlink r:id="rId29">
-        <w:r>
-          <w:rPr>
-            <w:lang w:val="fr_FR" w:bidi="fr_FR"/>
-          </w:rPr>
-          <w:rPr>
-            <w:color w:val="0000EE"/>
-            <w:u w:val="single"/>
-          </w:rPr>
-          <w:t>Éphésiens 5.21–33</w:t>
-        </w:r>
-      </w:hyperlink>
-      <w:r>
-        <w:rPr>
-          <w:lang w:val="fr_FR" w:bidi="fr_FR"/>
-        </w:rPr>
-        <w:t xml:space="preserve"> ; </w:t>
-      </w:r>
-      <w:hyperlink r:id="rId18">
-        <w:r>
-          <w:rPr>
-            <w:lang w:val="fr_FR" w:bidi="fr_FR"/>
-          </w:rPr>
-          <w:rPr>
-            <w:color w:val="0000EE"/>
-            <w:u w:val="single"/>
-          </w:rPr>
-          <w:t>Hébreux 13.4</w:t>
-        </w:r>
-      </w:hyperlink>
-      <w:r>
-        <w:rPr>
-          <w:lang w:val="fr_FR" w:bidi="fr_FR"/>
-        </w:rPr>
-        <w:t xml:space="preserve"> ; </w:t>
-      </w:r>
-      <w:hyperlink r:id="rId38">
-        <w:r>
-          <w:rPr>
-            <w:lang w:val="fr_FR" w:bidi="fr_FR"/>
-          </w:rPr>
-          <w:rPr>
-            <w:color w:val="0000EE"/>
-            <w:u w:val="single"/>
-          </w:rPr>
-          <w:t>1 Pierre 3.1–7</w:t>
-        </w:r>
-      </w:hyperlink>
+      <w:r>
+        <w:rPr>
+          <w:lang w:val="fr_FR" w:bidi="fr_FR"/>
+        </w:rPr>
+        <w:t>Genèse 2.18–25</w:t>
+      </w:r>
+      <w:r>
+        <w:rPr>
+          <w:lang w:val="fr_FR" w:bidi="fr_FR"/>
+        </w:rPr>
+        <w:t xml:space="preserve"> ; </w:t>
+      </w:r>
+      <w:r>
+        <w:rPr>
+          <w:lang w:val="fr_FR" w:bidi="fr_FR"/>
+        </w:rPr>
+        <w:t>24.65–67</w:t>
+      </w:r>
+      <w:r>
+        <w:rPr>
+          <w:lang w:val="fr_FR" w:bidi="fr_FR"/>
+        </w:rPr>
+        <w:t xml:space="preserve"> ; </w:t>
+      </w:r>
+      <w:r>
+        <w:rPr>
+          <w:lang w:val="fr_FR" w:bidi="fr_FR"/>
+        </w:rPr>
+        <w:t>Psaume 45.9–16</w:t>
+      </w:r>
+      <w:r>
+        <w:rPr>
+          <w:lang w:val="fr_FR" w:bidi="fr_FR"/>
+        </w:rPr>
+        <w:t xml:space="preserve"> ; </w:t>
+      </w:r>
+      <w:r>
+        <w:rPr>
+          <w:lang w:val="fr_FR" w:bidi="fr_FR"/>
+        </w:rPr>
+        <w:t>Ésaïe 54.5</w:t>
+      </w:r>
+      <w:r>
+        <w:rPr>
+          <w:lang w:val="fr_FR" w:bidi="fr_FR"/>
+        </w:rPr>
+        <w:t xml:space="preserve"> ; </w:t>
+      </w:r>
+      <w:r>
+        <w:rPr>
+          <w:lang w:val="fr_FR" w:bidi="fr_FR"/>
+        </w:rPr>
+        <w:t>Osée 2.19–20</w:t>
+      </w:r>
+      <w:r>
+        <w:rPr>
+          <w:lang w:val="fr_FR" w:bidi="fr_FR"/>
+        </w:rPr>
+        <w:t xml:space="preserve"> ; </w:t>
+      </w:r>
+      <w:r>
+        <w:rPr>
+          <w:lang w:val="fr_FR" w:bidi="fr_FR"/>
+        </w:rPr>
+        <w:t>Malachie 2.10–16</w:t>
+      </w:r>
+      <w:r>
+        <w:rPr>
+          <w:lang w:val="fr_FR" w:bidi="fr_FR"/>
+        </w:rPr>
+        <w:t xml:space="preserve"> ; </w:t>
+      </w:r>
+      <w:r>
+        <w:rPr>
+          <w:lang w:val="fr_FR" w:bidi="fr_FR"/>
+        </w:rPr>
+        <w:t>1 Corinthiens 7.1–40</w:t>
+      </w:r>
+      <w:r>
+        <w:rPr>
+          <w:lang w:val="fr_FR" w:bidi="fr_FR"/>
+        </w:rPr>
+        <w:t xml:space="preserve"> ; </w:t>
+      </w:r>
+      <w:r>
+        <w:rPr>
+          <w:lang w:val="fr_FR" w:bidi="fr_FR"/>
+        </w:rPr>
+        <w:t>2 Corinthiens 6.14–16</w:t>
+      </w:r>
+      <w:r>
+        <w:rPr>
+          <w:lang w:val="fr_FR" w:bidi="fr_FR"/>
+        </w:rPr>
+        <w:t xml:space="preserve"> ; </w:t>
+      </w:r>
+      <w:r>
+        <w:rPr>
+          <w:lang w:val="fr_FR" w:bidi="fr_FR"/>
+        </w:rPr>
+        <w:t>Éphésiens 5.21–33</w:t>
+      </w:r>
+      <w:r>
+        <w:rPr>
+          <w:lang w:val="fr_FR" w:bidi="fr_FR"/>
+        </w:rPr>
+        <w:t xml:space="preserve"> ; </w:t>
+      </w:r>
+      <w:r>
+        <w:rPr>
+          <w:lang w:val="fr_FR" w:bidi="fr_FR"/>
+        </w:rPr>
+        <w:t>Hébreux 13.4</w:t>
+      </w:r>
+      <w:r>
+        <w:rPr>
+          <w:lang w:val="fr_FR" w:bidi="fr_FR"/>
+        </w:rPr>
+        <w:t xml:space="preserve"> ; </w:t>
+      </w:r>
+      <w:r>
+        <w:rPr>
+          <w:lang w:val="fr_FR" w:bidi="fr_FR"/>
+        </w:rPr>
+        <w:t>1 Pierre 3.1–7</w:t>
+      </w:r>
       <w:r>
         <w:rPr>
           <w:lang w:val="fr_FR" w:bidi="fr_FR"/>
@@ -902,18 +710,12 @@
         </w:rPr>
         <w:t>Beaucoup des oracles de Dieu contre les nations étrangères étaient et restent un message pour le peuple de Dieu. Ces prophéties montrent que Dieu punit les nations qui font le mal autour d'Israël et souvent à Israël. Cependant, le jugement commence par la famille de Dieu (</w:t>
       </w:r>
-      <w:hyperlink r:id="rId39">
-        <w:r>
-          <w:rPr>
-            <w:lang w:val="fr_FR" w:bidi="fr_FR"/>
-          </w:rPr>
-          <w:rPr>
-            <w:color w:val="0000EE"/>
-            <w:u w:val="single"/>
-          </w:rPr>
-          <w:t>1P 4.17</w:t>
-        </w:r>
-      </w:hyperlink>
+      <w:r>
+        <w:rPr>
+          <w:lang w:val="fr_FR" w:bidi="fr_FR"/>
+        </w:rPr>
+        <w:t>1P 4.17</w:t>
+      </w:r>
       <w:r>
         <w:rPr>
           <w:lang w:val="fr_FR" w:bidi="fr_FR"/>
@@ -960,18 +762,12 @@
         </w:rPr>
         <w:t xml:space="preserve"> » (</w:t>
       </w:r>
-      <w:hyperlink r:id="rId40">
-        <w:r>
-          <w:rPr>
-            <w:lang w:val="fr_FR" w:bidi="fr_FR"/>
-          </w:rPr>
-          <w:rPr>
-            <w:color w:val="0000EE"/>
-            <w:u w:val="single"/>
-          </w:rPr>
-          <w:t>Gn 12.3</w:t>
-        </w:r>
-      </w:hyperlink>
+      <w:r>
+        <w:rPr>
+          <w:lang w:val="fr_FR" w:bidi="fr_FR"/>
+        </w:rPr>
+        <w:t>Gn 12.3</w:t>
+      </w:r>
       <w:r>
         <w:rPr>
           <w:lang w:val="fr_FR" w:bidi="fr_FR"/>
@@ -1004,36 +800,24 @@
         </w:rPr>
         <w:t xml:space="preserve"> » (</w:t>
       </w:r>
-      <w:hyperlink r:id="rId40">
-        <w:r>
-          <w:rPr>
-            <w:lang w:val="fr_FR" w:bidi="fr_FR"/>
-          </w:rPr>
-          <w:rPr>
-            <w:color w:val="0000EE"/>
-            <w:u w:val="single"/>
-          </w:rPr>
-          <w:t>Gn 12.3</w:t>
-        </w:r>
-      </w:hyperlink>
+      <w:r>
+        <w:rPr>
+          <w:lang w:val="fr_FR" w:bidi="fr_FR"/>
+        </w:rPr>
+        <w:t>Gn 12.3</w:t>
+      </w:r>
       <w:r>
         <w:rPr>
           <w:lang w:val="fr_FR" w:bidi="fr_FR"/>
         </w:rPr>
         <w:t xml:space="preserve"> ; voir aussi </w:t>
       </w:r>
-      <w:hyperlink r:id="rId41">
-        <w:r>
-          <w:rPr>
-            <w:lang w:val="fr_FR" w:bidi="fr_FR"/>
-          </w:rPr>
-          <w:rPr>
-            <w:color w:val="0000EE"/>
-            <w:u w:val="single"/>
-          </w:rPr>
-          <w:t>Rm 11.1–27</w:t>
-        </w:r>
-      </w:hyperlink>
+      <w:r>
+        <w:rPr>
+          <w:lang w:val="fr_FR" w:bidi="fr_FR"/>
+        </w:rPr>
+        <w:t>Rm 11.1–27</w:t>
+      </w:r>
       <w:r>
         <w:rPr>
           <w:lang w:val="fr_FR" w:bidi="fr_FR"/>
@@ -1063,360 +847,240 @@
           <w:lang w:val="fr_FR" w:bidi="fr_FR"/>
         </w:rPr>
       </w:r>
-      <w:hyperlink r:id="rId40">
-        <w:r>
-          <w:rPr>
-            <w:lang w:val="fr_FR" w:bidi="fr_FR"/>
-          </w:rPr>
-          <w:rPr>
-            <w:color w:val="0000EE"/>
-            <w:u w:val="single"/>
-          </w:rPr>
-          <w:t>Genèse 12.3</w:t>
-        </w:r>
-      </w:hyperlink>
-      <w:r>
-        <w:rPr>
-          <w:lang w:val="fr_FR" w:bidi="fr_FR"/>
-        </w:rPr>
-        <w:t xml:space="preserve"> ; </w:t>
-      </w:r>
-      <w:hyperlink r:id="rId42">
-        <w:r>
-          <w:rPr>
-            <w:lang w:val="fr_FR" w:bidi="fr_FR"/>
-          </w:rPr>
-          <w:rPr>
-            <w:color w:val="0000EE"/>
-            <w:u w:val="single"/>
-          </w:rPr>
-          <w:t>Deutéronome 23.3–6</w:t>
-        </w:r>
-      </w:hyperlink>
-      <w:r>
-        <w:rPr>
-          <w:lang w:val="fr_FR" w:bidi="fr_FR"/>
-        </w:rPr>
-        <w:t xml:space="preserve"> ; </w:t>
-      </w:r>
-      <w:hyperlink r:id="rId43">
-        <w:r>
-          <w:rPr>
-            <w:lang w:val="fr_FR" w:bidi="fr_FR"/>
-          </w:rPr>
-          <w:rPr>
-            <w:color w:val="0000EE"/>
-            <w:u w:val="single"/>
-          </w:rPr>
-          <w:t>Ésaïe 13.1–23.18</w:t>
-        </w:r>
-      </w:hyperlink>
-      <w:r>
-        <w:rPr>
-          <w:lang w:val="fr_FR" w:bidi="fr_FR"/>
-        </w:rPr>
-        <w:t xml:space="preserve"> ; </w:t>
-      </w:r>
-      <w:hyperlink r:id="rId44">
-        <w:r>
-          <w:rPr>
-            <w:lang w:val="fr_FR" w:bidi="fr_FR"/>
-          </w:rPr>
-          <w:rPr>
-            <w:color w:val="0000EE"/>
-            <w:u w:val="single"/>
-          </w:rPr>
-          <w:t>Jérémie 25.29</w:t>
-        </w:r>
-      </w:hyperlink>
-      <w:r>
-        <w:rPr>
-          <w:lang w:val="fr_FR" w:bidi="fr_FR"/>
-        </w:rPr>
-        <w:t xml:space="preserve"> ; </w:t>
-      </w:r>
-      <w:hyperlink r:id="rId45">
-        <w:r>
-          <w:rPr>
-            <w:lang w:val="fr_FR" w:bidi="fr_FR"/>
-          </w:rPr>
-          <w:rPr>
-            <w:color w:val="0000EE"/>
-            <w:u w:val="single"/>
-          </w:rPr>
-          <w:t>46.1–51.64</w:t>
-        </w:r>
-      </w:hyperlink>
-      <w:r>
-        <w:rPr>
-          <w:lang w:val="fr_FR" w:bidi="fr_FR"/>
-        </w:rPr>
-        <w:t xml:space="preserve"> ; </w:t>
-      </w:r>
-      <w:hyperlink r:id="rId46">
-        <w:r>
-          <w:rPr>
-            <w:lang w:val="fr_FR" w:bidi="fr_FR"/>
-          </w:rPr>
-          <w:rPr>
-            <w:color w:val="0000EE"/>
-            <w:u w:val="single"/>
-          </w:rPr>
-          <w:t>Ézéchiel 9.6</w:t>
-        </w:r>
-      </w:hyperlink>
-      <w:r>
-        <w:rPr>
-          <w:lang w:val="fr_FR" w:bidi="fr_FR"/>
-        </w:rPr>
-        <w:t xml:space="preserve"> ; </w:t>
-      </w:r>
-      <w:hyperlink r:id="rId47">
-        <w:r>
-          <w:rPr>
-            <w:lang w:val="fr_FR" w:bidi="fr_FR"/>
-          </w:rPr>
-          <w:rPr>
-            <w:color w:val="0000EE"/>
-            <w:u w:val="single"/>
-          </w:rPr>
-          <w:t>25.1–32.32</w:t>
-        </w:r>
-      </w:hyperlink>
-      <w:r>
-        <w:rPr>
-          <w:lang w:val="fr_FR" w:bidi="fr_FR"/>
-        </w:rPr>
-        <w:t xml:space="preserve"> ; </w:t>
-      </w:r>
-      <w:hyperlink r:id="rId48">
-        <w:r>
-          <w:rPr>
-            <w:lang w:val="fr_FR" w:bidi="fr_FR"/>
-          </w:rPr>
-          <w:rPr>
-            <w:color w:val="0000EE"/>
-            <w:u w:val="single"/>
-          </w:rPr>
-          <w:t>36.23</w:t>
-        </w:r>
-      </w:hyperlink>
-      <w:r>
-        <w:rPr>
-          <w:lang w:val="fr_FR" w:bidi="fr_FR"/>
-        </w:rPr>
-        <w:t xml:space="preserve"> ; </w:t>
-      </w:r>
-      <w:hyperlink r:id="rId49">
-        <w:r>
-          <w:rPr>
-            <w:lang w:val="fr_FR" w:bidi="fr_FR"/>
-          </w:rPr>
-          <w:rPr>
-            <w:color w:val="0000EE"/>
-            <w:u w:val="single"/>
-          </w:rPr>
-          <w:t>39.7</w:t>
-        </w:r>
-      </w:hyperlink>
-      <w:r>
-        <w:rPr>
-          <w:lang w:val="fr_FR" w:bidi="fr_FR"/>
-        </w:rPr>
-        <w:t xml:space="preserve"> ; </w:t>
-      </w:r>
-      <w:hyperlink r:id="rId50">
-        <w:r>
-          <w:rPr>
-            <w:lang w:val="fr_FR" w:bidi="fr_FR"/>
-          </w:rPr>
-          <w:rPr>
-            <w:color w:val="0000EE"/>
-            <w:u w:val="single"/>
-          </w:rPr>
-          <w:t>Daniel 4.17</w:t>
-        </w:r>
-      </w:hyperlink>
-      <w:r>
-        <w:rPr>
-          <w:lang w:val="fr_FR" w:bidi="fr_FR"/>
-        </w:rPr>
-        <w:t xml:space="preserve"> ; </w:t>
-      </w:r>
-      <w:hyperlink r:id="rId51">
-        <w:r>
-          <w:rPr>
-            <w:lang w:val="fr_FR" w:bidi="fr_FR"/>
-          </w:rPr>
-          <w:rPr>
-            <w:color w:val="0000EE"/>
-            <w:u w:val="single"/>
-          </w:rPr>
-          <w:t>Amos 1.1–2.3</w:t>
-        </w:r>
-      </w:hyperlink>
-      <w:r>
-        <w:rPr>
-          <w:lang w:val="fr_FR" w:bidi="fr_FR"/>
-        </w:rPr>
-        <w:t xml:space="preserve"> ; </w:t>
-      </w:r>
-      <w:hyperlink r:id="rId52">
-        <w:r>
-          <w:rPr>
-            <w:lang w:val="fr_FR" w:bidi="fr_FR"/>
-          </w:rPr>
-          <w:rPr>
-            <w:color w:val="0000EE"/>
-            <w:u w:val="single"/>
-          </w:rPr>
-          <w:t>3.2</w:t>
-        </w:r>
-      </w:hyperlink>
-      <w:r>
-        <w:rPr>
-          <w:lang w:val="fr_FR" w:bidi="fr_FR"/>
-        </w:rPr>
-        <w:t xml:space="preserve"> ; </w:t>
-      </w:r>
-      <w:hyperlink r:id="rId53">
-        <w:r>
-          <w:rPr>
-            <w:lang w:val="fr_FR" w:bidi="fr_FR"/>
-          </w:rPr>
-          <w:rPr>
-            <w:color w:val="0000EE"/>
-            <w:u w:val="single"/>
-          </w:rPr>
-          <w:t>Abdias 1.1–16</w:t>
-        </w:r>
-      </w:hyperlink>
-      <w:r>
-        <w:rPr>
-          <w:lang w:val="fr_FR" w:bidi="fr_FR"/>
-        </w:rPr>
-        <w:t xml:space="preserve"> ; </w:t>
-      </w:r>
-      <w:hyperlink r:id="rId54">
-        <w:r>
-          <w:rPr>
-            <w:lang w:val="fr_FR" w:bidi="fr_FR"/>
-          </w:rPr>
-          <w:rPr>
-            <w:color w:val="0000EE"/>
-            <w:u w:val="single"/>
-          </w:rPr>
-          <w:t>Jean 15.18–24</w:t>
-        </w:r>
-      </w:hyperlink>
-      <w:r>
-        <w:rPr>
-          <w:lang w:val="fr_FR" w:bidi="fr_FR"/>
-        </w:rPr>
-        <w:t xml:space="preserve"> ; </w:t>
-      </w:r>
-      <w:hyperlink r:id="rId55">
-        <w:r>
-          <w:rPr>
-            <w:lang w:val="fr_FR" w:bidi="fr_FR"/>
-          </w:rPr>
-          <w:rPr>
-            <w:color w:val="0000EE"/>
-            <w:u w:val="single"/>
-          </w:rPr>
-          <w:t>Actes 3.25–26</w:t>
-        </w:r>
-      </w:hyperlink>
-      <w:r>
-        <w:rPr>
-          <w:lang w:val="fr_FR" w:bidi="fr_FR"/>
-        </w:rPr>
-        <w:t xml:space="preserve"> ; </w:t>
-      </w:r>
-      <w:hyperlink r:id="rId56">
-        <w:r>
-          <w:rPr>
-            <w:lang w:val="fr_FR" w:bidi="fr_FR"/>
-          </w:rPr>
-          <w:rPr>
-            <w:color w:val="0000EE"/>
-            <w:u w:val="single"/>
-          </w:rPr>
-          <w:t>Romains 2.9–10</w:t>
-        </w:r>
-      </w:hyperlink>
-      <w:r>
-        <w:rPr>
-          <w:lang w:val="fr_FR" w:bidi="fr_FR"/>
-        </w:rPr>
-        <w:t xml:space="preserve"> ; </w:t>
-      </w:r>
-      <w:hyperlink r:id="rId41">
-        <w:r>
-          <w:rPr>
-            <w:lang w:val="fr_FR" w:bidi="fr_FR"/>
-          </w:rPr>
-          <w:rPr>
-            <w:color w:val="0000EE"/>
-            <w:u w:val="single"/>
-          </w:rPr>
-          <w:t>11.1–27</w:t>
-        </w:r>
-      </w:hyperlink>
-      <w:r>
-        <w:rPr>
-          <w:lang w:val="fr_FR" w:bidi="fr_FR"/>
-        </w:rPr>
-        <w:t xml:space="preserve"> ; </w:t>
-      </w:r>
-      <w:hyperlink r:id="rId57">
-        <w:r>
-          <w:rPr>
-            <w:lang w:val="fr_FR" w:bidi="fr_FR"/>
-          </w:rPr>
-          <w:rPr>
-            <w:color w:val="0000EE"/>
-            <w:u w:val="single"/>
-          </w:rPr>
-          <w:t>Éphésiens 1.3–14</w:t>
-        </w:r>
-      </w:hyperlink>
-      <w:r>
-        <w:rPr>
-          <w:lang w:val="fr_FR" w:bidi="fr_FR"/>
-        </w:rPr>
-        <w:t xml:space="preserve"> ; </w:t>
-      </w:r>
-      <w:hyperlink r:id="rId39">
-        <w:r>
-          <w:rPr>
-            <w:lang w:val="fr_FR" w:bidi="fr_FR"/>
-          </w:rPr>
-          <w:rPr>
-            <w:color w:val="0000EE"/>
-            <w:u w:val="single"/>
-          </w:rPr>
-          <w:t>1 Pierre 4.17</w:t>
-        </w:r>
-      </w:hyperlink>
-      <w:r>
-        <w:rPr>
-          <w:lang w:val="fr_FR" w:bidi="fr_FR"/>
-        </w:rPr>
-        <w:t xml:space="preserve"> ; </w:t>
-      </w:r>
-      <w:hyperlink r:id="rId58">
-        <w:r>
-          <w:rPr>
-            <w:lang w:val="fr_FR" w:bidi="fr_FR"/>
-          </w:rPr>
-          <w:rPr>
-            <w:color w:val="0000EE"/>
-            <w:u w:val="single"/>
-          </w:rPr>
-          <w:t>Apocalypse 18.1–24</w:t>
-        </w:r>
-      </w:hyperlink>
+      <w:r>
+        <w:rPr>
+          <w:lang w:val="fr_FR" w:bidi="fr_FR"/>
+        </w:rPr>
+        <w:t>Genèse 12.3</w:t>
+      </w:r>
+      <w:r>
+        <w:rPr>
+          <w:lang w:val="fr_FR" w:bidi="fr_FR"/>
+        </w:rPr>
+        <w:t xml:space="preserve"> ; </w:t>
+      </w:r>
+      <w:r>
+        <w:rPr>
+          <w:lang w:val="fr_FR" w:bidi="fr_FR"/>
+        </w:rPr>
+        <w:t>Deutéronome 23.3–6</w:t>
+      </w:r>
+      <w:r>
+        <w:rPr>
+          <w:lang w:val="fr_FR" w:bidi="fr_FR"/>
+        </w:rPr>
+        <w:t xml:space="preserve"> ; </w:t>
+      </w:r>
+      <w:r>
+        <w:rPr>
+          <w:lang w:val="fr_FR" w:bidi="fr_FR"/>
+        </w:rPr>
+        <w:t>Ésaïe 13.1–23.18</w:t>
+      </w:r>
+      <w:r>
+        <w:rPr>
+          <w:lang w:val="fr_FR" w:bidi="fr_FR"/>
+        </w:rPr>
+        <w:t xml:space="preserve"> ; </w:t>
+      </w:r>
+      <w:r>
+        <w:rPr>
+          <w:lang w:val="fr_FR" w:bidi="fr_FR"/>
+        </w:rPr>
+        <w:t>Jérémie 25.29</w:t>
+      </w:r>
+      <w:r>
+        <w:rPr>
+          <w:lang w:val="fr_FR" w:bidi="fr_FR"/>
+        </w:rPr>
+        <w:t xml:space="preserve"> ; </w:t>
+      </w:r>
+      <w:r>
+        <w:rPr>
+          <w:lang w:val="fr_FR" w:bidi="fr_FR"/>
+        </w:rPr>
+        <w:t>46.1–51.64</w:t>
+      </w:r>
+      <w:r>
+        <w:rPr>
+          <w:lang w:val="fr_FR" w:bidi="fr_FR"/>
+        </w:rPr>
+        <w:t xml:space="preserve"> ; </w:t>
+      </w:r>
+      <w:r>
+        <w:rPr>
+          <w:lang w:val="fr_FR" w:bidi="fr_FR"/>
+        </w:rPr>
+        <w:t>Ézéchiel 9.6</w:t>
+      </w:r>
+      <w:r>
+        <w:rPr>
+          <w:lang w:val="fr_FR" w:bidi="fr_FR"/>
+        </w:rPr>
+        <w:t xml:space="preserve"> ; </w:t>
+      </w:r>
+      <w:r>
+        <w:rPr>
+          <w:lang w:val="fr_FR" w:bidi="fr_FR"/>
+        </w:rPr>
+        <w:t>25.1–32.32</w:t>
+      </w:r>
+      <w:r>
+        <w:rPr>
+          <w:lang w:val="fr_FR" w:bidi="fr_FR"/>
+        </w:rPr>
+        <w:t xml:space="preserve"> ; </w:t>
+      </w:r>
+      <w:r>
+        <w:rPr>
+          <w:lang w:val="fr_FR" w:bidi="fr_FR"/>
+        </w:rPr>
+        <w:t>36.23</w:t>
+      </w:r>
+      <w:r>
+        <w:rPr>
+          <w:lang w:val="fr_FR" w:bidi="fr_FR"/>
+        </w:rPr>
+        <w:t xml:space="preserve"> ; </w:t>
+      </w:r>
+      <w:r>
+        <w:rPr>
+          <w:lang w:val="fr_FR" w:bidi="fr_FR"/>
+        </w:rPr>
+        <w:t>39.7</w:t>
+      </w:r>
+      <w:r>
+        <w:rPr>
+          <w:lang w:val="fr_FR" w:bidi="fr_FR"/>
+        </w:rPr>
+        <w:t xml:space="preserve"> ; </w:t>
+      </w:r>
+      <w:r>
+        <w:rPr>
+          <w:lang w:val="fr_FR" w:bidi="fr_FR"/>
+        </w:rPr>
+        <w:t>Daniel 4.17</w:t>
+      </w:r>
+      <w:r>
+        <w:rPr>
+          <w:lang w:val="fr_FR" w:bidi="fr_FR"/>
+        </w:rPr>
+        <w:t xml:space="preserve"> ; </w:t>
+      </w:r>
+      <w:r>
+        <w:rPr>
+          <w:lang w:val="fr_FR" w:bidi="fr_FR"/>
+        </w:rPr>
+        <w:t>Amos 1.1–2.3</w:t>
+      </w:r>
+      <w:r>
+        <w:rPr>
+          <w:lang w:val="fr_FR" w:bidi="fr_FR"/>
+        </w:rPr>
+        <w:t xml:space="preserve"> ; </w:t>
+      </w:r>
+      <w:r>
+        <w:rPr>
+          <w:lang w:val="fr_FR" w:bidi="fr_FR"/>
+        </w:rPr>
+        <w:t>3.2</w:t>
+      </w:r>
+      <w:r>
+        <w:rPr>
+          <w:lang w:val="fr_FR" w:bidi="fr_FR"/>
+        </w:rPr>
+        <w:t xml:space="preserve"> ; </w:t>
+      </w:r>
+      <w:r>
+        <w:rPr>
+          <w:lang w:val="fr_FR" w:bidi="fr_FR"/>
+        </w:rPr>
+        <w:t>Abdias 1.1–16</w:t>
+      </w:r>
+      <w:r>
+        <w:rPr>
+          <w:lang w:val="fr_FR" w:bidi="fr_FR"/>
+        </w:rPr>
+        <w:t xml:space="preserve"> ; </w:t>
+      </w:r>
+      <w:r>
+        <w:rPr>
+          <w:lang w:val="fr_FR" w:bidi="fr_FR"/>
+        </w:rPr>
+        <w:t>Jean 15.18–24</w:t>
+      </w:r>
+      <w:r>
+        <w:rPr>
+          <w:lang w:val="fr_FR" w:bidi="fr_FR"/>
+        </w:rPr>
+        <w:t xml:space="preserve"> ; </w:t>
+      </w:r>
+      <w:r>
+        <w:rPr>
+          <w:lang w:val="fr_FR" w:bidi="fr_FR"/>
+        </w:rPr>
+        <w:t>Actes 3.25–26</w:t>
+      </w:r>
+      <w:r>
+        <w:rPr>
+          <w:lang w:val="fr_FR" w:bidi="fr_FR"/>
+        </w:rPr>
+        <w:t xml:space="preserve"> ; </w:t>
+      </w:r>
+      <w:r>
+        <w:rPr>
+          <w:lang w:val="fr_FR" w:bidi="fr_FR"/>
+        </w:rPr>
+        <w:t>Romains 2.9–10</w:t>
+      </w:r>
+      <w:r>
+        <w:rPr>
+          <w:lang w:val="fr_FR" w:bidi="fr_FR"/>
+        </w:rPr>
+        <w:t xml:space="preserve"> ; </w:t>
+      </w:r>
+      <w:r>
+        <w:rPr>
+          <w:lang w:val="fr_FR" w:bidi="fr_FR"/>
+        </w:rPr>
+        <w:t>11.1–27</w:t>
+      </w:r>
+      <w:r>
+        <w:rPr>
+          <w:lang w:val="fr_FR" w:bidi="fr_FR"/>
+        </w:rPr>
+        <w:t xml:space="preserve"> ; </w:t>
+      </w:r>
+      <w:r>
+        <w:rPr>
+          <w:lang w:val="fr_FR" w:bidi="fr_FR"/>
+        </w:rPr>
+        <w:t>Éphésiens 1.3–14</w:t>
+      </w:r>
+      <w:r>
+        <w:rPr>
+          <w:lang w:val="fr_FR" w:bidi="fr_FR"/>
+        </w:rPr>
+        <w:t xml:space="preserve"> ; </w:t>
+      </w:r>
+      <w:r>
+        <w:rPr>
+          <w:lang w:val="fr_FR" w:bidi="fr_FR"/>
+        </w:rPr>
+        <w:t>1 Pierre 4.17</w:t>
+      </w:r>
+      <w:r>
+        <w:rPr>
+          <w:lang w:val="fr_FR" w:bidi="fr_FR"/>
+        </w:rPr>
+        <w:t xml:space="preserve"> ; </w:t>
+      </w:r>
+      <w:r>
+        <w:rPr>
+          <w:lang w:val="fr_FR" w:bidi="fr_FR"/>
+        </w:rPr>
+        <w:t>Apocalypse 18.1–24</w:t>
+      </w:r>
       <w:r>
         <w:rPr>
           <w:lang w:val="fr_FR" w:bidi="fr_FR"/>
@@ -1479,126 +1143,84 @@
         </w:rPr>
         <w:t>Les miracles peuvent aider les gens à croire en Dieu (</w:t>
       </w:r>
-      <w:hyperlink r:id="rId59">
-        <w:r>
-          <w:rPr>
-            <w:lang w:val="fr_FR" w:bidi="fr_FR"/>
-          </w:rPr>
-          <w:rPr>
-            <w:color w:val="0000EE"/>
-            <w:u w:val="single"/>
-          </w:rPr>
-          <w:t>Jn 2.23</w:t>
-        </w:r>
-      </w:hyperlink>
+      <w:r>
+        <w:rPr>
+          <w:lang w:val="fr_FR" w:bidi="fr_FR"/>
+        </w:rPr>
+        <w:t>Jn 2.23</w:t>
+      </w:r>
       <w:r>
         <w:rPr>
           <w:lang w:val="fr_FR" w:bidi="fr_FR"/>
         </w:rPr>
         <w:t xml:space="preserve">). Pourtant, la vraie foi est bien plus que croire qu'un miracle s'est produit (voir </w:t>
       </w:r>
-      <w:hyperlink r:id="rId60">
-        <w:r>
-          <w:rPr>
-            <w:lang w:val="fr_FR" w:bidi="fr_FR"/>
-          </w:rPr>
-          <w:rPr>
-            <w:color w:val="0000EE"/>
-            <w:u w:val="single"/>
-          </w:rPr>
-          <w:t>Jn 12.37</w:t>
-        </w:r>
-      </w:hyperlink>
+      <w:r>
+        <w:rPr>
+          <w:lang w:val="fr_FR" w:bidi="fr_FR"/>
+        </w:rPr>
+        <w:t>Jn 12.37</w:t>
+      </w:r>
       <w:r>
         <w:rPr>
           <w:lang w:val="fr_FR" w:bidi="fr_FR"/>
         </w:rPr>
         <w:t>). Il est vrai que les miracles nous rappellent que tout est possible pour Dieu (</w:t>
       </w:r>
-      <w:hyperlink r:id="rId61">
-        <w:r>
-          <w:rPr>
-            <w:lang w:val="fr_FR" w:bidi="fr_FR"/>
-          </w:rPr>
-          <w:rPr>
-            <w:color w:val="0000EE"/>
-            <w:u w:val="single"/>
-          </w:rPr>
-          <w:t>Mc 9.21–23</w:t>
-        </w:r>
-      </w:hyperlink>
+      <w:r>
+        <w:rPr>
+          <w:lang w:val="fr_FR" w:bidi="fr_FR"/>
+        </w:rPr>
+        <w:t>Mc 9.21–23</w:t>
+      </w:r>
       <w:r>
         <w:rPr>
           <w:lang w:val="fr_FR" w:bidi="fr_FR"/>
         </w:rPr>
         <w:t xml:space="preserve"> ; voir aussi </w:t>
       </w:r>
-      <w:hyperlink r:id="rId62">
-        <w:r>
-          <w:rPr>
-            <w:lang w:val="fr_FR" w:bidi="fr_FR"/>
-          </w:rPr>
-          <w:rPr>
-            <w:color w:val="0000EE"/>
-            <w:u w:val="single"/>
-          </w:rPr>
-          <w:t>Mt 19.26</w:t>
-        </w:r>
-      </w:hyperlink>
-      <w:r>
-        <w:rPr>
-          <w:lang w:val="fr_FR" w:bidi="fr_FR"/>
-        </w:rPr>
-        <w:t xml:space="preserve"> ; </w:t>
-      </w:r>
-      <w:hyperlink r:id="rId63">
-        <w:r>
-          <w:rPr>
-            <w:lang w:val="fr_FR" w:bidi="fr_FR"/>
-          </w:rPr>
-          <w:rPr>
-            <w:color w:val="0000EE"/>
-            <w:u w:val="single"/>
-          </w:rPr>
-          <w:t>Mc 10.27</w:t>
-        </w:r>
-      </w:hyperlink>
-      <w:r>
-        <w:rPr>
-          <w:lang w:val="fr_FR" w:bidi="fr_FR"/>
-        </w:rPr>
-        <w:t xml:space="preserve"> ; </w:t>
-      </w:r>
-      <w:hyperlink r:id="rId64">
-        <w:r>
-          <w:rPr>
-            <w:lang w:val="fr_FR" w:bidi="fr_FR"/>
-          </w:rPr>
-          <w:rPr>
-            <w:color w:val="0000EE"/>
-            <w:u w:val="single"/>
-          </w:rPr>
-          <w:t>Lc 1.37</w:t>
-        </w:r>
-      </w:hyperlink>
-      <w:r>
-        <w:rPr>
-          <w:lang w:val="fr_FR" w:bidi="fr_FR"/>
-        </w:rPr>
-        <w:t xml:space="preserve"> ; </w:t>
-      </w:r>
-      <w:hyperlink r:id="rId65">
-        <w:r>
-          <w:rPr>
-            <w:lang w:val="fr_FR" w:bidi="fr_FR"/>
-          </w:rPr>
-          <w:rPr>
-            <w:color w:val="0000EE"/>
-            <w:u w:val="single"/>
-          </w:rPr>
-          <w:t>18.27</w:t>
-        </w:r>
-      </w:hyperlink>
+      <w:r>
+        <w:rPr>
+          <w:lang w:val="fr_FR" w:bidi="fr_FR"/>
+        </w:rPr>
+        <w:t>Mt 19.26</w:t>
+      </w:r>
+      <w:r>
+        <w:rPr>
+          <w:lang w:val="fr_FR" w:bidi="fr_FR"/>
+        </w:rPr>
+        <w:t xml:space="preserve"> ; </w:t>
+      </w:r>
+      <w:r>
+        <w:rPr>
+          <w:lang w:val="fr_FR" w:bidi="fr_FR"/>
+        </w:rPr>
+        <w:t>Mc 10.27</w:t>
+      </w:r>
+      <w:r>
+        <w:rPr>
+          <w:lang w:val="fr_FR" w:bidi="fr_FR"/>
+        </w:rPr>
+        <w:t xml:space="preserve"> ; </w:t>
+      </w:r>
+      <w:r>
+        <w:rPr>
+          <w:lang w:val="fr_FR" w:bidi="fr_FR"/>
+        </w:rPr>
+        <w:t>Lc 1.37</w:t>
+      </w:r>
+      <w:r>
+        <w:rPr>
+          <w:lang w:val="fr_FR" w:bidi="fr_FR"/>
+        </w:rPr>
+        <w:t xml:space="preserve"> ; </w:t>
+      </w:r>
+      <w:r>
+        <w:rPr>
+          <w:lang w:val="fr_FR" w:bidi="fr_FR"/>
+        </w:rPr>
+        <w:t>18.27</w:t>
+      </w:r>
       <w:r>
         <w:rPr>
           <w:lang w:val="fr_FR" w:bidi="fr_FR"/>
@@ -1619,36 +1241,24 @@
         </w:rPr>
         <w:t>Jésus a fait de nombreux miracles pendant son ministère. Il a guéri des malades, chassé des démons, contrôlé des phénomènes naturels et ressuscité des morts. En plus de montrer sa puissance et son autorité en tant que Fils de Dieu par les miracles qu'il faisait, Jésus révélait aussi sa compassion. Il démontrait ainsi son amour en aidant les gens dans leurs besoins ou leur détresse. Beaucoup l'ont suivi en voyant ces miracles (</w:t>
       </w:r>
-      <w:hyperlink r:id="rId66">
-        <w:r>
-          <w:rPr>
-            <w:lang w:val="fr_FR" w:bidi="fr_FR"/>
-          </w:rPr>
-          <w:rPr>
-            <w:color w:val="0000EE"/>
-            <w:u w:val="single"/>
-          </w:rPr>
-          <w:t>Jn 6.2</w:t>
-        </w:r>
-      </w:hyperlink>
+      <w:r>
+        <w:rPr>
+          <w:lang w:val="fr_FR" w:bidi="fr_FR"/>
+        </w:rPr>
+        <w:t>Jn 6.2</w:t>
+      </w:r>
       <w:r>
         <w:rPr>
           <w:lang w:val="fr_FR" w:bidi="fr_FR"/>
         </w:rPr>
         <w:t>). Pourtant, il a averti qu'il ne fallait pas le suivre uniquement pour cela (</w:t>
       </w:r>
-      <w:hyperlink r:id="rId67">
-        <w:r>
-          <w:rPr>
-            <w:lang w:val="fr_FR" w:bidi="fr_FR"/>
-          </w:rPr>
-          <w:rPr>
-            <w:color w:val="0000EE"/>
-            <w:u w:val="single"/>
-          </w:rPr>
-          <w:t>Jn 6.26</w:t>
-        </w:r>
-      </w:hyperlink>
+      <w:r>
+        <w:rPr>
+          <w:lang w:val="fr_FR" w:bidi="fr_FR"/>
+        </w:rPr>
+        <w:t>Jn 6.26</w:t>
+      </w:r>
       <w:r>
         <w:rPr>
           <w:lang w:val="fr_FR" w:bidi="fr_FR"/>
@@ -1691,18 +1301,12 @@
         </w:rPr>
         <w:t>Sa venue dans le monde quand « la Parole » de Dieu est devenue chair. Le Fils de Dieu est devenu un être humain (</w:t>
       </w:r>
-      <w:hyperlink r:id="rId68">
-        <w:r>
-          <w:rPr>
-            <w:lang w:val="fr_FR" w:bidi="fr_FR"/>
-          </w:rPr>
-          <w:rPr>
-            <w:color w:val="0000EE"/>
-            <w:u w:val="single"/>
-          </w:rPr>
-          <w:t>Jn 1.14</w:t>
-        </w:r>
-      </w:hyperlink>
+      <w:r>
+        <w:rPr>
+          <w:lang w:val="fr_FR" w:bidi="fr_FR"/>
+        </w:rPr>
+        <w:t>Jn 1.14</w:t>
+      </w:r>
       <w:r>
         <w:rPr>
           <w:lang w:val="fr_FR" w:bidi="fr_FR"/>
@@ -1727,144 +1331,96 @@
         </w:rPr>
         <w:t>Sa résurrection d'entre les morts (</w:t>
       </w:r>
-      <w:hyperlink r:id="rId69">
-        <w:r>
-          <w:rPr>
-            <w:lang w:val="fr_FR" w:bidi="fr_FR"/>
-          </w:rPr>
-          <w:rPr>
-            <w:color w:val="0000EE"/>
-            <w:u w:val="single"/>
-          </w:rPr>
-          <w:t>Mt 28</w:t>
-        </w:r>
-      </w:hyperlink>
-      <w:r>
-        <w:rPr>
-          <w:lang w:val="fr_FR" w:bidi="fr_FR"/>
-        </w:rPr>
-        <w:t xml:space="preserve"> ; </w:t>
-      </w:r>
-      <w:hyperlink r:id="rId70">
-        <w:r>
-          <w:rPr>
-            <w:lang w:val="fr_FR" w:bidi="fr_FR"/>
-          </w:rPr>
-          <w:rPr>
-            <w:color w:val="0000EE"/>
-            <w:u w:val="single"/>
-          </w:rPr>
-          <w:t>Mc 16.1–8</w:t>
-        </w:r>
-      </w:hyperlink>
-      <w:r>
-        <w:rPr>
-          <w:lang w:val="fr_FR" w:bidi="fr_FR"/>
-        </w:rPr>
-        <w:t xml:space="preserve"> ; </w:t>
-      </w:r>
-      <w:hyperlink r:id="rId71">
-        <w:r>
-          <w:rPr>
-            <w:lang w:val="fr_FR" w:bidi="fr_FR"/>
-          </w:rPr>
-          <w:rPr>
-            <w:color w:val="0000EE"/>
-            <w:u w:val="single"/>
-          </w:rPr>
-          <w:t>Lc 24.1–53</w:t>
-        </w:r>
-      </w:hyperlink>
-      <w:r>
-        <w:rPr>
-          <w:lang w:val="fr_FR" w:bidi="fr_FR"/>
-        </w:rPr>
-        <w:t xml:space="preserve"> ; </w:t>
-      </w:r>
-      <w:hyperlink r:id="rId72">
-        <w:r>
-          <w:rPr>
-            <w:lang w:val="fr_FR" w:bidi="fr_FR"/>
-          </w:rPr>
-          <w:rPr>
-            <w:color w:val="0000EE"/>
-            <w:u w:val="single"/>
-          </w:rPr>
-          <w:t>Jn 20.1–31</w:t>
-        </w:r>
-      </w:hyperlink>
-      <w:r>
-        <w:rPr>
-          <w:lang w:val="fr_FR" w:bidi="fr_FR"/>
-        </w:rPr>
-        <w:t xml:space="preserve"> ; </w:t>
-      </w:r>
-      <w:hyperlink r:id="rId73">
-        <w:r>
-          <w:rPr>
-            <w:lang w:val="fr_FR" w:bidi="fr_FR"/>
-          </w:rPr>
-          <w:rPr>
-            <w:color w:val="0000EE"/>
-            <w:u w:val="single"/>
-          </w:rPr>
-          <w:t>Ac 1.3</w:t>
-        </w:r>
-      </w:hyperlink>
-      <w:r>
-        <w:rPr>
-          <w:lang w:val="fr_FR" w:bidi="fr_FR"/>
-        </w:rPr>
-        <w:t xml:space="preserve"> ; </w:t>
-      </w:r>
-      <w:hyperlink r:id="rId74">
-        <w:r>
-          <w:rPr>
-            <w:lang w:val="fr_FR" w:bidi="fr_FR"/>
-          </w:rPr>
-          <w:rPr>
-            <w:color w:val="0000EE"/>
-            <w:u w:val="single"/>
-          </w:rPr>
-          <w:t>1Co 15.3–8</w:t>
-        </w:r>
-      </w:hyperlink>
-      <w:r>
-        <w:rPr>
-          <w:lang w:val="fr_FR" w:bidi="fr_FR"/>
-        </w:rPr>
-        <w:t xml:space="preserve"> ; </w:t>
-      </w:r>
-      <w:hyperlink r:id="rId75">
-        <w:r>
-          <w:rPr>
-            <w:lang w:val="fr_FR" w:bidi="fr_FR"/>
-          </w:rPr>
-          <w:rPr>
-            <w:color w:val="0000EE"/>
-            <w:u w:val="single"/>
-          </w:rPr>
-          <w:t>Ac 23.6</w:t>
-        </w:r>
-      </w:hyperlink>
-      <w:r>
-        <w:rPr>
-          <w:lang w:val="fr_FR" w:bidi="fr_FR"/>
-        </w:rPr>
-        <w:t xml:space="preserve"> ; </w:t>
-      </w:r>
-      <w:hyperlink r:id="rId76">
-        <w:r>
-          <w:rPr>
-            <w:lang w:val="fr_FR" w:bidi="fr_FR"/>
-          </w:rPr>
-          <w:rPr>
-            <w:color w:val="0000EE"/>
-            <w:u w:val="single"/>
-          </w:rPr>
-          <w:t>26.8</w:t>
-        </w:r>
-      </w:hyperlink>
+      <w:r>
+        <w:rPr>
+          <w:lang w:val="fr_FR" w:bidi="fr_FR"/>
+        </w:rPr>
+        <w:t>Mt 28</w:t>
+      </w:r>
+      <w:r>
+        <w:rPr>
+          <w:lang w:val="fr_FR" w:bidi="fr_FR"/>
+        </w:rPr>
+        <w:t xml:space="preserve"> ; </w:t>
+      </w:r>
+      <w:r>
+        <w:rPr>
+          <w:lang w:val="fr_FR" w:bidi="fr_FR"/>
+        </w:rPr>
+        <w:t>Mc 16.1–8</w:t>
+      </w:r>
+      <w:r>
+        <w:rPr>
+          <w:lang w:val="fr_FR" w:bidi="fr_FR"/>
+        </w:rPr>
+        <w:t xml:space="preserve"> ; </w:t>
+      </w:r>
+      <w:r>
+        <w:rPr>
+          <w:lang w:val="fr_FR" w:bidi="fr_FR"/>
+        </w:rPr>
+        <w:t>Lc 24.1–53</w:t>
+      </w:r>
+      <w:r>
+        <w:rPr>
+          <w:lang w:val="fr_FR" w:bidi="fr_FR"/>
+        </w:rPr>
+        <w:t xml:space="preserve"> ; </w:t>
+      </w:r>
+      <w:r>
+        <w:rPr>
+          <w:lang w:val="fr_FR" w:bidi="fr_FR"/>
+        </w:rPr>
+        <w:t>Jn 20.1–31</w:t>
+      </w:r>
+      <w:r>
+        <w:rPr>
+          <w:lang w:val="fr_FR" w:bidi="fr_FR"/>
+        </w:rPr>
+        <w:t xml:space="preserve"> ; </w:t>
+      </w:r>
+      <w:r>
+        <w:rPr>
+          <w:lang w:val="fr_FR" w:bidi="fr_FR"/>
+        </w:rPr>
+        <w:t>Ac 1.3</w:t>
+      </w:r>
+      <w:r>
+        <w:rPr>
+          <w:lang w:val="fr_FR" w:bidi="fr_FR"/>
+        </w:rPr>
+        <w:t xml:space="preserve"> ; </w:t>
+      </w:r>
+      <w:r>
+        <w:rPr>
+          <w:lang w:val="fr_FR" w:bidi="fr_FR"/>
+        </w:rPr>
+        <w:t>1Co 15.3–8</w:t>
+      </w:r>
+      <w:r>
+        <w:rPr>
+          <w:lang w:val="fr_FR" w:bidi="fr_FR"/>
+        </w:rPr>
+        <w:t xml:space="preserve"> ; </w:t>
+      </w:r>
+      <w:r>
+        <w:rPr>
+          <w:lang w:val="fr_FR" w:bidi="fr_FR"/>
+        </w:rPr>
+        <w:t>Ac 23.6</w:t>
+      </w:r>
+      <w:r>
+        <w:rPr>
+          <w:lang w:val="fr_FR" w:bidi="fr_FR"/>
+        </w:rPr>
+        <w:t xml:space="preserve"> ; </w:t>
+      </w:r>
+      <w:r>
+        <w:rPr>
+          <w:lang w:val="fr_FR" w:bidi="fr_FR"/>
+        </w:rPr>
+        <w:t>26.8</w:t>
+      </w:r>
       <w:r>
         <w:rPr>
           <w:lang w:val="fr_FR" w:bidi="fr_FR"/>
@@ -1889,54 +1445,36 @@
         </w:rPr>
         <w:t>Le miracle de la renaissance spirituelle qui est maintenant possible grâce à ce qu'il a accompli (</w:t>
       </w:r>
-      <w:hyperlink r:id="rId77">
-        <w:r>
-          <w:rPr>
-            <w:lang w:val="fr_FR" w:bidi="fr_FR"/>
-          </w:rPr>
-          <w:rPr>
-            <w:color w:val="0000EE"/>
-            <w:u w:val="single"/>
-          </w:rPr>
-          <w:t>Jn 3.3–8</w:t>
-        </w:r>
-      </w:hyperlink>
-      <w:r>
-        <w:rPr>
-          <w:lang w:val="fr_FR" w:bidi="fr_FR"/>
-        </w:rPr>
-        <w:t xml:space="preserve"> ; </w:t>
-      </w:r>
-      <w:hyperlink r:id="rId78">
-        <w:r>
-          <w:rPr>
-            <w:lang w:val="fr_FR" w:bidi="fr_FR"/>
-          </w:rPr>
-          <w:rPr>
-            <w:color w:val="0000EE"/>
-            <w:u w:val="single"/>
-          </w:rPr>
-          <w:t>Ga 2.20</w:t>
-        </w:r>
-      </w:hyperlink>
-      <w:r>
-        <w:rPr>
-          <w:lang w:val="fr_FR" w:bidi="fr_FR"/>
-        </w:rPr>
-        <w:t xml:space="preserve"> ; </w:t>
-      </w:r>
-      <w:hyperlink r:id="rId79">
-        <w:r>
-          <w:rPr>
-            <w:lang w:val="fr_FR" w:bidi="fr_FR"/>
-          </w:rPr>
-          <w:rPr>
-            <w:color w:val="0000EE"/>
-            <w:u w:val="single"/>
-          </w:rPr>
-          <w:t>Ep 2.8–10</w:t>
-        </w:r>
-      </w:hyperlink>
+      <w:r>
+        <w:rPr>
+          <w:lang w:val="fr_FR" w:bidi="fr_FR"/>
+        </w:rPr>
+        <w:t>Jn 3.3–8</w:t>
+      </w:r>
+      <w:r>
+        <w:rPr>
+          <w:lang w:val="fr_FR" w:bidi="fr_FR"/>
+        </w:rPr>
+        <w:t xml:space="preserve"> ; </w:t>
+      </w:r>
+      <w:r>
+        <w:rPr>
+          <w:lang w:val="fr_FR" w:bidi="fr_FR"/>
+        </w:rPr>
+        <w:t>Ga 2.20</w:t>
+      </w:r>
+      <w:r>
+        <w:rPr>
+          <w:lang w:val="fr_FR" w:bidi="fr_FR"/>
+        </w:rPr>
+        <w:t xml:space="preserve"> ; </w:t>
+      </w:r>
+      <w:r>
+        <w:rPr>
+          <w:lang w:val="fr_FR" w:bidi="fr_FR"/>
+        </w:rPr>
+        <w:t>Ep 2.8–10</w:t>
+      </w:r>
       <w:r>
         <w:rPr>
           <w:lang w:val="fr_FR" w:bidi="fr_FR"/>
@@ -1957,180 +1495,120 @@
         </w:rPr>
         <w:t>Jésus est venu dans le monde pour le sauver et donner sa vie pour enlever les péchés de ceux qui croient et se repentent. Il a ainsi démontré le grand amour de Dieu pour l'humanité (</w:t>
       </w:r>
-      <w:hyperlink r:id="rId80">
-        <w:r>
-          <w:rPr>
-            <w:lang w:val="fr_FR" w:bidi="fr_FR"/>
-          </w:rPr>
-          <w:rPr>
-            <w:color w:val="0000EE"/>
-            <w:u w:val="single"/>
-          </w:rPr>
-          <w:t>Jn 3.16</w:t>
-        </w:r>
-      </w:hyperlink>
-      <w:r>
-        <w:rPr>
-          <w:lang w:val="fr_FR" w:bidi="fr_FR"/>
-        </w:rPr>
-        <w:t xml:space="preserve"> ; </w:t>
-      </w:r>
-      <w:hyperlink r:id="rId81">
-        <w:r>
-          <w:rPr>
-            <w:lang w:val="fr_FR" w:bidi="fr_FR"/>
-          </w:rPr>
-          <w:rPr>
-            <w:color w:val="0000EE"/>
-            <w:u w:val="single"/>
-          </w:rPr>
-          <w:t>Rm 5.8</w:t>
-        </w:r>
-      </w:hyperlink>
-      <w:r>
-        <w:rPr>
-          <w:lang w:val="fr_FR" w:bidi="fr_FR"/>
-        </w:rPr>
-        <w:t xml:space="preserve"> ; </w:t>
-      </w:r>
-      <w:hyperlink r:id="rId82">
-        <w:r>
-          <w:rPr>
-            <w:lang w:val="fr_FR" w:bidi="fr_FR"/>
-          </w:rPr>
-          <w:rPr>
-            <w:color w:val="0000EE"/>
-            <w:u w:val="single"/>
-          </w:rPr>
-          <w:t>8.32</w:t>
-        </w:r>
-      </w:hyperlink>
-      <w:r>
-        <w:rPr>
-          <w:lang w:val="fr_FR" w:bidi="fr_FR"/>
-        </w:rPr>
-        <w:t xml:space="preserve"> ; </w:t>
-      </w:r>
-      <w:hyperlink r:id="rId83">
-        <w:r>
-          <w:rPr>
-            <w:lang w:val="fr_FR" w:bidi="fr_FR"/>
-          </w:rPr>
-          <w:rPr>
-            <w:color w:val="0000EE"/>
-            <w:u w:val="single"/>
-          </w:rPr>
-          <w:t>Ep 2.4–5</w:t>
-        </w:r>
-      </w:hyperlink>
-      <w:r>
-        <w:rPr>
-          <w:lang w:val="fr_FR" w:bidi="fr_FR"/>
-        </w:rPr>
-        <w:t xml:space="preserve"> ; </w:t>
-      </w:r>
-      <w:hyperlink r:id="rId84">
-        <w:r>
-          <w:rPr>
-            <w:lang w:val="fr_FR" w:bidi="fr_FR"/>
-          </w:rPr>
-          <w:rPr>
-            <w:color w:val="0000EE"/>
-            <w:u w:val="single"/>
-          </w:rPr>
-          <w:t>1Jn 3.1–2</w:t>
-        </w:r>
-      </w:hyperlink>
+      <w:r>
+        <w:rPr>
+          <w:lang w:val="fr_FR" w:bidi="fr_FR"/>
+        </w:rPr>
+        <w:t>Jn 3.16</w:t>
+      </w:r>
+      <w:r>
+        <w:rPr>
+          <w:lang w:val="fr_FR" w:bidi="fr_FR"/>
+        </w:rPr>
+        <w:t xml:space="preserve"> ; </w:t>
+      </w:r>
+      <w:r>
+        <w:rPr>
+          <w:lang w:val="fr_FR" w:bidi="fr_FR"/>
+        </w:rPr>
+        <w:t>Rm 5.8</w:t>
+      </w:r>
+      <w:r>
+        <w:rPr>
+          <w:lang w:val="fr_FR" w:bidi="fr_FR"/>
+        </w:rPr>
+        <w:t xml:space="preserve"> ; </w:t>
+      </w:r>
+      <w:r>
+        <w:rPr>
+          <w:lang w:val="fr_FR" w:bidi="fr_FR"/>
+        </w:rPr>
+        <w:t>8.32</w:t>
+      </w:r>
+      <w:r>
+        <w:rPr>
+          <w:lang w:val="fr_FR" w:bidi="fr_FR"/>
+        </w:rPr>
+        <w:t xml:space="preserve"> ; </w:t>
+      </w:r>
+      <w:r>
+        <w:rPr>
+          <w:lang w:val="fr_FR" w:bidi="fr_FR"/>
+        </w:rPr>
+        <w:t>Ep 2.4–5</w:t>
+      </w:r>
+      <w:r>
+        <w:rPr>
+          <w:lang w:val="fr_FR" w:bidi="fr_FR"/>
+        </w:rPr>
+        <w:t xml:space="preserve"> ; </w:t>
+      </w:r>
+      <w:r>
+        <w:rPr>
+          <w:lang w:val="fr_FR" w:bidi="fr_FR"/>
+        </w:rPr>
+        <w:t>1Jn 3.1–2</w:t>
+      </w:r>
       <w:r>
         <w:rPr>
           <w:lang w:val="fr_FR" w:bidi="fr_FR"/>
         </w:rPr>
         <w:t>). En ressuscitant Jésus d'entre les morts, Dieu a montré sa puissance sur la mort et nous a donné l'espérance de la vie éternelle (</w:t>
       </w:r>
-      <w:hyperlink r:id="rId85">
-        <w:r>
-          <w:rPr>
-            <w:lang w:val="fr_FR" w:bidi="fr_FR"/>
-          </w:rPr>
-          <w:rPr>
-            <w:color w:val="0000EE"/>
-            <w:u w:val="single"/>
-          </w:rPr>
-          <w:t>1P 1.3–9</w:t>
-        </w:r>
-      </w:hyperlink>
+      <w:r>
+        <w:rPr>
+          <w:lang w:val="fr_FR" w:bidi="fr_FR"/>
+        </w:rPr>
+        <w:t>1P 1.3–9</w:t>
+      </w:r>
       <w:r>
         <w:rPr>
           <w:lang w:val="fr_FR" w:bidi="fr_FR"/>
         </w:rPr>
         <w:t>). Quiconque croit en Jésus-Christ et devient son disciple renaît en tant qu'enfant de Dieu et reçoit la vie éternelle (</w:t>
       </w:r>
-      <w:hyperlink r:id="rId86">
-        <w:r>
-          <w:rPr>
-            <w:lang w:val="fr_FR" w:bidi="fr_FR"/>
-          </w:rPr>
-          <w:rPr>
-            <w:color w:val="0000EE"/>
-            <w:u w:val="single"/>
-          </w:rPr>
-          <w:t>Jn 1.12</w:t>
-        </w:r>
-      </w:hyperlink>
-      <w:r>
-        <w:rPr>
-          <w:lang w:val="fr_FR" w:bidi="fr_FR"/>
-        </w:rPr>
-        <w:t xml:space="preserve"> ; </w:t>
-      </w:r>
-      <w:hyperlink r:id="rId87">
-        <w:r>
-          <w:rPr>
-            <w:lang w:val="fr_FR" w:bidi="fr_FR"/>
-          </w:rPr>
-          <w:rPr>
-            <w:color w:val="0000EE"/>
-            <w:u w:val="single"/>
-          </w:rPr>
-          <w:t>3.36</w:t>
-        </w:r>
-      </w:hyperlink>
-      <w:r>
-        <w:rPr>
-          <w:lang w:val="fr_FR" w:bidi="fr_FR"/>
-        </w:rPr>
-        <w:t xml:space="preserve"> ; </w:t>
-      </w:r>
-      <w:hyperlink r:id="rId88">
-        <w:r>
-          <w:rPr>
-            <w:lang w:val="fr_FR" w:bidi="fr_FR"/>
-          </w:rPr>
-          <w:rPr>
-            <w:color w:val="0000EE"/>
-            <w:u w:val="single"/>
-          </w:rPr>
-          <w:t>Rm 5.1–2</w:t>
-        </w:r>
-      </w:hyperlink>
-      <w:r>
-        <w:rPr>
-          <w:lang w:val="fr_FR" w:bidi="fr_FR"/>
-        </w:rPr>
-        <w:t xml:space="preserve"> ; </w:t>
-      </w:r>
-      <w:hyperlink r:id="rId89">
-        <w:r>
-          <w:rPr>
-            <w:lang w:val="fr_FR" w:bidi="fr_FR"/>
-          </w:rPr>
-          <w:rPr>
-            <w:color w:val="0000EE"/>
-            <w:u w:val="single"/>
-          </w:rPr>
-          <w:t>1Jn 5.11–13</w:t>
-        </w:r>
-      </w:hyperlink>
+      <w:r>
+        <w:rPr>
+          <w:lang w:val="fr_FR" w:bidi="fr_FR"/>
+        </w:rPr>
+        <w:t>Jn 1.12</w:t>
+      </w:r>
+      <w:r>
+        <w:rPr>
+          <w:lang w:val="fr_FR" w:bidi="fr_FR"/>
+        </w:rPr>
+        <w:t xml:space="preserve"> ; </w:t>
+      </w:r>
+      <w:r>
+        <w:rPr>
+          <w:lang w:val="fr_FR" w:bidi="fr_FR"/>
+        </w:rPr>
+        <w:t>3.36</w:t>
+      </w:r>
+      <w:r>
+        <w:rPr>
+          <w:lang w:val="fr_FR" w:bidi="fr_FR"/>
+        </w:rPr>
+        <w:t xml:space="preserve"> ; </w:t>
+      </w:r>
+      <w:r>
+        <w:rPr>
+          <w:lang w:val="fr_FR" w:bidi="fr_FR"/>
+        </w:rPr>
+        <w:t>Rm 5.1–2</w:t>
+      </w:r>
+      <w:r>
+        <w:rPr>
+          <w:lang w:val="fr_FR" w:bidi="fr_FR"/>
+        </w:rPr>
+        <w:t xml:space="preserve"> ; </w:t>
+      </w:r>
+      <w:r>
+        <w:rPr>
+          <w:lang w:val="fr_FR" w:bidi="fr_FR"/>
+        </w:rPr>
+        <w:t>1Jn 5.11–13</w:t>
+      </w:r>
       <w:r>
         <w:rPr>
           <w:lang w:val="fr_FR" w:bidi="fr_FR"/>
@@ -2151,162 +1629,108 @@
         </w:rPr>
         <w:t xml:space="preserve">L'œuvre miraculeuse de Jésus s'est poursuivie à travers ses disciples, comme le montre le livre des Actes (voir p. ex. </w:t>
       </w:r>
-      <w:hyperlink r:id="rId90">
-        <w:r>
-          <w:rPr>
-            <w:lang w:val="fr_FR" w:bidi="fr_FR"/>
-          </w:rPr>
-          <w:rPr>
-            <w:color w:val="0000EE"/>
-            <w:u w:val="single"/>
-          </w:rPr>
-          <w:t xml:space="preserve">Ac 3.1–11 </w:t>
-        </w:r>
-      </w:hyperlink>
+      <w:r>
+        <w:rPr>
+          <w:lang w:val="fr_FR" w:bidi="fr_FR"/>
+        </w:rPr>
+        <w:t xml:space="preserve">Ac 3.1–11 </w:t>
+      </w:r>
       <w:r>
         <w:rPr>
           <w:lang w:val="fr_FR" w:bidi="fr_FR"/>
         </w:rPr>
         <w:t xml:space="preserve">; </w:t>
       </w:r>
-      <w:hyperlink r:id="rId91">
-        <w:r>
-          <w:rPr>
-            <w:lang w:val="fr_FR" w:bidi="fr_FR"/>
-          </w:rPr>
-          <w:rPr>
-            <w:color w:val="0000EE"/>
-            <w:u w:val="single"/>
-          </w:rPr>
-          <w:t xml:space="preserve">5.12–15 </w:t>
-        </w:r>
-      </w:hyperlink>
+      <w:r>
+        <w:rPr>
+          <w:lang w:val="fr_FR" w:bidi="fr_FR"/>
+        </w:rPr>
+        <w:t xml:space="preserve">5.12–15 </w:t>
+      </w:r>
       <w:r>
         <w:rPr>
           <w:lang w:val="fr_FR" w:bidi="fr_FR"/>
         </w:rPr>
         <w:t xml:space="preserve">; </w:t>
       </w:r>
-      <w:hyperlink r:id="rId92">
-        <w:r>
-          <w:rPr>
-            <w:lang w:val="fr_FR" w:bidi="fr_FR"/>
-          </w:rPr>
-          <w:rPr>
-            <w:color w:val="0000EE"/>
-            <w:u w:val="single"/>
-          </w:rPr>
-          <w:t xml:space="preserve">6.8 </w:t>
-        </w:r>
-      </w:hyperlink>
+      <w:r>
+        <w:rPr>
+          <w:lang w:val="fr_FR" w:bidi="fr_FR"/>
+        </w:rPr>
+        <w:t xml:space="preserve">6.8 </w:t>
+      </w:r>
       <w:r>
         <w:rPr>
           <w:lang w:val="fr_FR" w:bidi="fr_FR"/>
         </w:rPr>
         <w:t xml:space="preserve">; </w:t>
       </w:r>
-      <w:hyperlink r:id="rId93">
-        <w:r>
-          <w:rPr>
-            <w:lang w:val="fr_FR" w:bidi="fr_FR"/>
-          </w:rPr>
-          <w:rPr>
-            <w:color w:val="0000EE"/>
-            <w:u w:val="single"/>
-          </w:rPr>
-          <w:t>8.6–7</w:t>
-        </w:r>
-      </w:hyperlink>
+      <w:r>
+        <w:rPr>
+          <w:lang w:val="fr_FR" w:bidi="fr_FR"/>
+        </w:rPr>
+        <w:t>8.6–7</w:t>
+      </w:r>
       <w:r>
         <w:rPr>
           <w:lang w:val="fr_FR" w:bidi="fr_FR"/>
         </w:rPr>
         <w:t xml:space="preserve">; </w:t>
       </w:r>
-      <w:hyperlink r:id="rId94">
-        <w:r>
-          <w:rPr>
-            <w:lang w:val="fr_FR" w:bidi="fr_FR"/>
-          </w:rPr>
-          <w:rPr>
-            <w:color w:val="0000EE"/>
-            <w:u w:val="single"/>
-          </w:rPr>
-          <w:t xml:space="preserve">9.32–42 </w:t>
-        </w:r>
-      </w:hyperlink>
+      <w:r>
+        <w:rPr>
+          <w:lang w:val="fr_FR" w:bidi="fr_FR"/>
+        </w:rPr>
+        <w:t xml:space="preserve">9.32–42 </w:t>
+      </w:r>
       <w:r>
         <w:rPr>
           <w:lang w:val="fr_FR" w:bidi="fr_FR"/>
         </w:rPr>
         <w:t xml:space="preserve">; </w:t>
       </w:r>
-      <w:hyperlink r:id="rId95">
-        <w:r>
-          <w:rPr>
-            <w:lang w:val="fr_FR" w:bidi="fr_FR"/>
-          </w:rPr>
-          <w:rPr>
-            <w:color w:val="0000EE"/>
-            <w:u w:val="single"/>
-          </w:rPr>
-          <w:t>14.3</w:t>
-        </w:r>
-      </w:hyperlink>
+      <w:r>
+        <w:rPr>
+          <w:lang w:val="fr_FR" w:bidi="fr_FR"/>
+        </w:rPr>
+        <w:t>14.3</w:t>
+      </w:r>
       <w:r>
         <w:rPr>
           <w:lang w:val="fr_FR" w:bidi="fr_FR"/>
         </w:rPr>
         <w:t>). Remplis du Saint-Esprit, les apôtres et d'autres serviteurs de Dieu ont accompli des miracles pour montrer la puissance de Jésus et confirmer la véracité de leur message à son sujet (</w:t>
       </w:r>
-      <w:hyperlink r:id="rId95">
-        <w:r>
-          <w:rPr>
-            <w:lang w:val="fr_FR" w:bidi="fr_FR"/>
-          </w:rPr>
-          <w:rPr>
-            <w:color w:val="0000EE"/>
-            <w:u w:val="single"/>
-          </w:rPr>
-          <w:t xml:space="preserve">14.3 </w:t>
-        </w:r>
-      </w:hyperlink>
+      <w:r>
+        <w:rPr>
+          <w:lang w:val="fr_FR" w:bidi="fr_FR"/>
+        </w:rPr>
+        <w:t xml:space="preserve">14.3 </w:t>
+      </w:r>
       <w:r>
         <w:rPr>
           <w:lang w:val="fr_FR" w:bidi="fr_FR"/>
         </w:rPr>
         <w:t xml:space="preserve">; voir </w:t>
       </w:r>
-      <w:hyperlink r:id="rId96">
-        <w:r>
-          <w:rPr>
-            <w:lang w:val="fr_FR" w:bidi="fr_FR"/>
-          </w:rPr>
-          <w:rPr>
-            <w:color w:val="0000EE"/>
-            <w:u w:val="single"/>
-          </w:rPr>
-          <w:t xml:space="preserve">Jn 3.2 </w:t>
-        </w:r>
-      </w:hyperlink>
+      <w:r>
+        <w:rPr>
+          <w:lang w:val="fr_FR" w:bidi="fr_FR"/>
+        </w:rPr>
+        <w:t xml:space="preserve">Jn 3.2 </w:t>
+      </w:r>
       <w:r>
         <w:rPr>
           <w:lang w:val="fr_FR" w:bidi="fr_FR"/>
         </w:rPr>
         <w:t xml:space="preserve">; </w:t>
       </w:r>
-      <w:hyperlink r:id="rId97">
-        <w:r>
-          <w:rPr>
-            <w:lang w:val="fr_FR" w:bidi="fr_FR"/>
-          </w:rPr>
-          <w:rPr>
-            <w:color w:val="0000EE"/>
-            <w:u w:val="single"/>
-          </w:rPr>
-          <w:t>Hé 2.4</w:t>
-        </w:r>
-      </w:hyperlink>
+      <w:r>
+        <w:rPr>
+          <w:lang w:val="fr_FR" w:bidi="fr_FR"/>
+        </w:rPr>
+        <w:t>Hé 2.4</w:t>
+      </w:r>
       <w:r>
         <w:rPr>
           <w:lang w:val="fr_FR" w:bidi="fr_FR"/>
@@ -2336,450 +1760,300 @@
           <w:lang w:val="fr_FR" w:bidi="fr_FR"/>
         </w:rPr>
       </w:r>
-      <w:hyperlink r:id="rId98">
-        <w:r>
-          <w:rPr>
-            <w:lang w:val="fr_FR" w:bidi="fr_FR"/>
-          </w:rPr>
-          <w:rPr>
-            <w:color w:val="0000EE"/>
-            <w:u w:val="single"/>
-          </w:rPr>
-          <w:t>Matthieu 19.23–26</w:t>
-        </w:r>
-      </w:hyperlink>
-      <w:r>
-        <w:rPr>
-          <w:lang w:val="fr_FR" w:bidi="fr_FR"/>
-        </w:rPr>
-        <w:t xml:space="preserve"> ; </w:t>
-      </w:r>
-      <w:hyperlink r:id="rId69">
-        <w:r>
-          <w:rPr>
-            <w:lang w:val="fr_FR" w:bidi="fr_FR"/>
-          </w:rPr>
-          <w:rPr>
-            <w:color w:val="0000EE"/>
-            <w:u w:val="single"/>
-          </w:rPr>
-          <w:t>28.1–20</w:t>
-        </w:r>
-      </w:hyperlink>
-      <w:r>
-        <w:rPr>
-          <w:lang w:val="fr_FR" w:bidi="fr_FR"/>
-        </w:rPr>
-        <w:t xml:space="preserve"> ; </w:t>
-      </w:r>
-      <w:hyperlink r:id="rId99">
-        <w:r>
-          <w:rPr>
-            <w:lang w:val="fr_FR" w:bidi="fr_FR"/>
-          </w:rPr>
-          <w:rPr>
-            <w:color w:val="0000EE"/>
-            <w:u w:val="single"/>
-          </w:rPr>
-          <w:t>Marc 10.23–27</w:t>
-        </w:r>
-      </w:hyperlink>
-      <w:r>
-        <w:rPr>
-          <w:lang w:val="fr_FR" w:bidi="fr_FR"/>
-        </w:rPr>
-        <w:t xml:space="preserve"> ; </w:t>
-      </w:r>
-      <w:hyperlink r:id="rId100">
-        <w:r>
-          <w:rPr>
-            <w:lang w:val="fr_FR" w:bidi="fr_FR"/>
-          </w:rPr>
-          <w:rPr>
-            <w:color w:val="0000EE"/>
-            <w:u w:val="single"/>
-          </w:rPr>
-          <w:t>Luc 1.30–38</w:t>
-        </w:r>
-      </w:hyperlink>
-      <w:r>
-        <w:rPr>
-          <w:lang w:val="fr_FR" w:bidi="fr_FR"/>
-        </w:rPr>
-        <w:t xml:space="preserve"> ; </w:t>
-      </w:r>
-      <w:hyperlink r:id="rId101">
-        <w:r>
-          <w:rPr>
-            <w:lang w:val="fr_FR" w:bidi="fr_FR"/>
-          </w:rPr>
-          <w:rPr>
-            <w:color w:val="0000EE"/>
-            <w:u w:val="single"/>
-          </w:rPr>
-          <w:t>18.24–27</w:t>
-        </w:r>
-      </w:hyperlink>
-      <w:r>
-        <w:rPr>
-          <w:lang w:val="fr_FR" w:bidi="fr_FR"/>
-        </w:rPr>
-        <w:t xml:space="preserve"> ; </w:t>
-      </w:r>
-      <w:hyperlink r:id="rId71">
-        <w:r>
-          <w:rPr>
-            <w:lang w:val="fr_FR" w:bidi="fr_FR"/>
-          </w:rPr>
-          <w:rPr>
-            <w:color w:val="0000EE"/>
-            <w:u w:val="single"/>
-          </w:rPr>
-          <w:t>24.1–53</w:t>
-        </w:r>
-      </w:hyperlink>
-      <w:r>
-        <w:rPr>
-          <w:lang w:val="fr_FR" w:bidi="fr_FR"/>
-        </w:rPr>
-        <w:t xml:space="preserve"> ; </w:t>
-      </w:r>
-      <w:hyperlink r:id="rId102">
-        <w:r>
-          <w:rPr>
-            <w:lang w:val="fr_FR" w:bidi="fr_FR"/>
-          </w:rPr>
-          <w:rPr>
-            <w:color w:val="0000EE"/>
-            <w:u w:val="single"/>
-          </w:rPr>
-          <w:t>Jean 1.12–14</w:t>
-        </w:r>
-      </w:hyperlink>
-      <w:r>
-        <w:rPr>
-          <w:lang w:val="fr_FR" w:bidi="fr_FR"/>
-        </w:rPr>
-        <w:t xml:space="preserve"> ; </w:t>
-      </w:r>
-      <w:hyperlink r:id="rId103">
-        <w:r>
-          <w:rPr>
-            <w:lang w:val="fr_FR" w:bidi="fr_FR"/>
-          </w:rPr>
-          <w:rPr>
-            <w:color w:val="0000EE"/>
-            <w:u w:val="single"/>
-          </w:rPr>
-          <w:t>3.2–8</w:t>
-        </w:r>
-      </w:hyperlink>
+      <w:r>
+        <w:rPr>
+          <w:lang w:val="fr_FR" w:bidi="fr_FR"/>
+        </w:rPr>
+        <w:t>Matthieu 19.23–26</w:t>
+      </w:r>
+      <w:r>
+        <w:rPr>
+          <w:lang w:val="fr_FR" w:bidi="fr_FR"/>
+        </w:rPr>
+        <w:t xml:space="preserve"> ; </w:t>
+      </w:r>
+      <w:r>
+        <w:rPr>
+          <w:lang w:val="fr_FR" w:bidi="fr_FR"/>
+        </w:rPr>
+        <w:t>28.1–20</w:t>
+      </w:r>
+      <w:r>
+        <w:rPr>
+          <w:lang w:val="fr_FR" w:bidi="fr_FR"/>
+        </w:rPr>
+        <w:t xml:space="preserve"> ; </w:t>
+      </w:r>
+      <w:r>
+        <w:rPr>
+          <w:lang w:val="fr_FR" w:bidi="fr_FR"/>
+        </w:rPr>
+        <w:t>Marc 10.23–27</w:t>
+      </w:r>
+      <w:r>
+        <w:rPr>
+          <w:lang w:val="fr_FR" w:bidi="fr_FR"/>
+        </w:rPr>
+        <w:t xml:space="preserve"> ; </w:t>
+      </w:r>
+      <w:r>
+        <w:rPr>
+          <w:lang w:val="fr_FR" w:bidi="fr_FR"/>
+        </w:rPr>
+        <w:t>Luc 1.30–38</w:t>
+      </w:r>
+      <w:r>
+        <w:rPr>
+          <w:lang w:val="fr_FR" w:bidi="fr_FR"/>
+        </w:rPr>
+        <w:t xml:space="preserve"> ; </w:t>
+      </w:r>
+      <w:r>
+        <w:rPr>
+          <w:lang w:val="fr_FR" w:bidi="fr_FR"/>
+        </w:rPr>
+        <w:t>18.24–27</w:t>
+      </w:r>
+      <w:r>
+        <w:rPr>
+          <w:lang w:val="fr_FR" w:bidi="fr_FR"/>
+        </w:rPr>
+        <w:t xml:space="preserve"> ; </w:t>
+      </w:r>
+      <w:r>
+        <w:rPr>
+          <w:lang w:val="fr_FR" w:bidi="fr_FR"/>
+        </w:rPr>
+        <w:t>24.1–53</w:t>
+      </w:r>
+      <w:r>
+        <w:rPr>
+          <w:lang w:val="fr_FR" w:bidi="fr_FR"/>
+        </w:rPr>
+        <w:t xml:space="preserve"> ; </w:t>
+      </w:r>
+      <w:r>
+        <w:rPr>
+          <w:lang w:val="fr_FR" w:bidi="fr_FR"/>
+        </w:rPr>
+        <w:t>Jean 1.12–14</w:t>
+      </w:r>
+      <w:r>
+        <w:rPr>
+          <w:lang w:val="fr_FR" w:bidi="fr_FR"/>
+        </w:rPr>
+        <w:t xml:space="preserve"> ; </w:t>
+      </w:r>
+      <w:r>
+        <w:rPr>
+          <w:lang w:val="fr_FR" w:bidi="fr_FR"/>
+        </w:rPr>
+        <w:t>3.2–8</w:t>
+      </w:r>
       <w:r>
         <w:rPr>
           <w:lang w:val="fr_FR" w:bidi="fr_FR"/>
         </w:rPr>
         <w:t xml:space="preserve">, </w:t>
       </w:r>
-      <w:hyperlink r:id="rId80">
-        <w:r>
-          <w:rPr>
-            <w:lang w:val="fr_FR" w:bidi="fr_FR"/>
-          </w:rPr>
-          <w:rPr>
-            <w:color w:val="0000EE"/>
-            <w:u w:val="single"/>
-          </w:rPr>
-          <w:t>16</w:t>
-        </w:r>
-      </w:hyperlink>
-      <w:r>
-        <w:rPr>
-          <w:lang w:val="fr_FR" w:bidi="fr_FR"/>
-        </w:rPr>
-        <w:t xml:space="preserve"> ; </w:t>
-      </w:r>
-      <w:hyperlink r:id="rId104">
-        <w:r>
-          <w:rPr>
-            <w:lang w:val="fr_FR" w:bidi="fr_FR"/>
-          </w:rPr>
-          <w:rPr>
-            <w:color w:val="0000EE"/>
-            <w:u w:val="single"/>
-          </w:rPr>
-          <w:t>20.1–21.25</w:t>
-        </w:r>
-      </w:hyperlink>
-      <w:r>
-        <w:rPr>
-          <w:lang w:val="fr_FR" w:bidi="fr_FR"/>
-        </w:rPr>
-        <w:t xml:space="preserve"> ; </w:t>
-      </w:r>
-      <w:hyperlink r:id="rId105">
-        <w:r>
-          <w:rPr>
-            <w:lang w:val="fr_FR" w:bidi="fr_FR"/>
-          </w:rPr>
-          <w:rPr>
-            <w:color w:val="0000EE"/>
-            <w:u w:val="single"/>
-          </w:rPr>
-          <w:t>Actes 4.29–31</w:t>
-        </w:r>
-      </w:hyperlink>
-      <w:r>
-        <w:rPr>
-          <w:lang w:val="fr_FR" w:bidi="fr_FR"/>
-        </w:rPr>
-        <w:t xml:space="preserve"> ; </w:t>
-      </w:r>
-      <w:hyperlink r:id="rId106">
-        <w:r>
-          <w:rPr>
-            <w:lang w:val="fr_FR" w:bidi="fr_FR"/>
-          </w:rPr>
-          <w:rPr>
-            <w:color w:val="0000EE"/>
-            <w:u w:val="single"/>
-          </w:rPr>
-          <w:t>5.12–16</w:t>
-        </w:r>
-      </w:hyperlink>
-      <w:r>
-        <w:rPr>
-          <w:lang w:val="fr_FR" w:bidi="fr_FR"/>
-        </w:rPr>
-        <w:t xml:space="preserve"> ; </w:t>
-      </w:r>
-      <w:hyperlink r:id="rId92">
-        <w:r>
-          <w:rPr>
-            <w:lang w:val="fr_FR" w:bidi="fr_FR"/>
-          </w:rPr>
-          <w:rPr>
-            <w:color w:val="0000EE"/>
-            <w:u w:val="single"/>
-          </w:rPr>
-          <w:t>6.8</w:t>
-        </w:r>
-      </w:hyperlink>
-      <w:r>
-        <w:rPr>
-          <w:lang w:val="fr_FR" w:bidi="fr_FR"/>
-        </w:rPr>
-        <w:t xml:space="preserve"> ; </w:t>
-      </w:r>
-      <w:hyperlink r:id="rId107">
-        <w:r>
-          <w:rPr>
-            <w:lang w:val="fr_FR" w:bidi="fr_FR"/>
-          </w:rPr>
-          <w:rPr>
-            <w:color w:val="0000EE"/>
-            <w:u w:val="single"/>
-          </w:rPr>
-          <w:t>8.4–23</w:t>
-        </w:r>
-      </w:hyperlink>
-      <w:r>
-        <w:rPr>
-          <w:lang w:val="fr_FR" w:bidi="fr_FR"/>
-        </w:rPr>
-        <w:t xml:space="preserve"> ; </w:t>
-      </w:r>
-      <w:hyperlink r:id="rId94">
-        <w:r>
-          <w:rPr>
-            <w:lang w:val="fr_FR" w:bidi="fr_FR"/>
-          </w:rPr>
-          <w:rPr>
-            <w:color w:val="0000EE"/>
-            <w:u w:val="single"/>
-          </w:rPr>
-          <w:t>9.32–42</w:t>
-        </w:r>
-      </w:hyperlink>
-      <w:r>
-        <w:rPr>
-          <w:lang w:val="fr_FR" w:bidi="fr_FR"/>
-        </w:rPr>
-        <w:t xml:space="preserve"> ; </w:t>
-      </w:r>
-      <w:hyperlink r:id="rId108">
-        <w:r>
-          <w:rPr>
-            <w:lang w:val="fr_FR" w:bidi="fr_FR"/>
-          </w:rPr>
-          <w:rPr>
-            <w:color w:val="0000EE"/>
-            <w:u w:val="single"/>
-          </w:rPr>
-          <w:t>14.3–4</w:t>
-        </w:r>
-      </w:hyperlink>
-      <w:r>
-        <w:rPr>
-          <w:lang w:val="fr_FR" w:bidi="fr_FR"/>
-        </w:rPr>
-        <w:t xml:space="preserve"> ; </w:t>
-      </w:r>
-      <w:hyperlink r:id="rId76">
-        <w:r>
-          <w:rPr>
-            <w:lang w:val="fr_FR" w:bidi="fr_FR"/>
-          </w:rPr>
-          <w:rPr>
-            <w:color w:val="0000EE"/>
-            <w:u w:val="single"/>
-          </w:rPr>
-          <w:t>26.8</w:t>
-        </w:r>
-      </w:hyperlink>
-      <w:r>
-        <w:rPr>
-          <w:lang w:val="fr_FR" w:bidi="fr_FR"/>
-        </w:rPr>
-        <w:t xml:space="preserve"> ; </w:t>
-      </w:r>
-      <w:hyperlink r:id="rId109">
-        <w:r>
-          <w:rPr>
-            <w:lang w:val="fr_FR" w:bidi="fr_FR"/>
-          </w:rPr>
-          <w:rPr>
-            <w:color w:val="0000EE"/>
-            <w:u w:val="single"/>
-          </w:rPr>
-          <w:t>Romains 5.1</w:t>
-        </w:r>
-      </w:hyperlink>
+      <w:r>
+        <w:rPr>
+          <w:lang w:val="fr_FR" w:bidi="fr_FR"/>
+        </w:rPr>
+        <w:t>16</w:t>
+      </w:r>
+      <w:r>
+        <w:rPr>
+          <w:lang w:val="fr_FR" w:bidi="fr_FR"/>
+        </w:rPr>
+        <w:t xml:space="preserve"> ; </w:t>
+      </w:r>
+      <w:r>
+        <w:rPr>
+          <w:lang w:val="fr_FR" w:bidi="fr_FR"/>
+        </w:rPr>
+        <w:t>20.1–21.25</w:t>
+      </w:r>
+      <w:r>
+        <w:rPr>
+          <w:lang w:val="fr_FR" w:bidi="fr_FR"/>
+        </w:rPr>
+        <w:t xml:space="preserve"> ; </w:t>
+      </w:r>
+      <w:r>
+        <w:rPr>
+          <w:lang w:val="fr_FR" w:bidi="fr_FR"/>
+        </w:rPr>
+        <w:t>Actes 4.29–31</w:t>
+      </w:r>
+      <w:r>
+        <w:rPr>
+          <w:lang w:val="fr_FR" w:bidi="fr_FR"/>
+        </w:rPr>
+        <w:t xml:space="preserve"> ; </w:t>
+      </w:r>
+      <w:r>
+        <w:rPr>
+          <w:lang w:val="fr_FR" w:bidi="fr_FR"/>
+        </w:rPr>
+        <w:t>5.12–16</w:t>
+      </w:r>
+      <w:r>
+        <w:rPr>
+          <w:lang w:val="fr_FR" w:bidi="fr_FR"/>
+        </w:rPr>
+        <w:t xml:space="preserve"> ; </w:t>
+      </w:r>
+      <w:r>
+        <w:rPr>
+          <w:lang w:val="fr_FR" w:bidi="fr_FR"/>
+        </w:rPr>
+        <w:t>6.8</w:t>
+      </w:r>
+      <w:r>
+        <w:rPr>
+          <w:lang w:val="fr_FR" w:bidi="fr_FR"/>
+        </w:rPr>
+        <w:t xml:space="preserve"> ; </w:t>
+      </w:r>
+      <w:r>
+        <w:rPr>
+          <w:lang w:val="fr_FR" w:bidi="fr_FR"/>
+        </w:rPr>
+        <w:t>8.4–23</w:t>
+      </w:r>
+      <w:r>
+        <w:rPr>
+          <w:lang w:val="fr_FR" w:bidi="fr_FR"/>
+        </w:rPr>
+        <w:t xml:space="preserve"> ; </w:t>
+      </w:r>
+      <w:r>
+        <w:rPr>
+          <w:lang w:val="fr_FR" w:bidi="fr_FR"/>
+        </w:rPr>
+        <w:t>9.32–42</w:t>
+      </w:r>
+      <w:r>
+        <w:rPr>
+          <w:lang w:val="fr_FR" w:bidi="fr_FR"/>
+        </w:rPr>
+        <w:t xml:space="preserve"> ; </w:t>
+      </w:r>
+      <w:r>
+        <w:rPr>
+          <w:lang w:val="fr_FR" w:bidi="fr_FR"/>
+        </w:rPr>
+        <w:t>14.3–4</w:t>
+      </w:r>
+      <w:r>
+        <w:rPr>
+          <w:lang w:val="fr_FR" w:bidi="fr_FR"/>
+        </w:rPr>
+        <w:t xml:space="preserve"> ; </w:t>
+      </w:r>
+      <w:r>
+        <w:rPr>
+          <w:lang w:val="fr_FR" w:bidi="fr_FR"/>
+        </w:rPr>
+        <w:t>26.8</w:t>
+      </w:r>
+      <w:r>
+        <w:rPr>
+          <w:lang w:val="fr_FR" w:bidi="fr_FR"/>
+        </w:rPr>
+        <w:t xml:space="preserve"> ; </w:t>
+      </w:r>
+      <w:r>
+        <w:rPr>
+          <w:lang w:val="fr_FR" w:bidi="fr_FR"/>
+        </w:rPr>
+        <w:t>Romains 5.1</w:t>
+      </w:r>
       <w:r>
         <w:rPr>
           <w:lang w:val="fr_FR" w:bidi="fr_FR"/>
         </w:rPr>
         <w:t xml:space="preserve">, </w:t>
       </w:r>
-      <w:hyperlink r:id="rId81">
-        <w:r>
-          <w:rPr>
-            <w:lang w:val="fr_FR" w:bidi="fr_FR"/>
-          </w:rPr>
-          <w:rPr>
-            <w:color w:val="0000EE"/>
-            <w:u w:val="single"/>
-          </w:rPr>
-          <w:t>8</w:t>
-        </w:r>
-      </w:hyperlink>
-      <w:r>
-        <w:rPr>
-          <w:lang w:val="fr_FR" w:bidi="fr_FR"/>
-        </w:rPr>
-        <w:t xml:space="preserve"> ; </w:t>
-      </w:r>
-      <w:hyperlink r:id="rId82">
-        <w:r>
-          <w:rPr>
-            <w:lang w:val="fr_FR" w:bidi="fr_FR"/>
-          </w:rPr>
-          <w:rPr>
-            <w:color w:val="0000EE"/>
-            <w:u w:val="single"/>
-          </w:rPr>
-          <w:t>8.32</w:t>
-        </w:r>
-      </w:hyperlink>
-      <w:r>
-        <w:rPr>
-          <w:lang w:val="fr_FR" w:bidi="fr_FR"/>
-        </w:rPr>
-        <w:t xml:space="preserve"> ; </w:t>
-      </w:r>
-      <w:hyperlink r:id="rId83">
-        <w:r>
-          <w:rPr>
-            <w:lang w:val="fr_FR" w:bidi="fr_FR"/>
-          </w:rPr>
-          <w:rPr>
-            <w:color w:val="0000EE"/>
-            <w:u w:val="single"/>
-          </w:rPr>
-          <w:t>Éphésiens 2.4–5</w:t>
-        </w:r>
-      </w:hyperlink>
+      <w:r>
+        <w:rPr>
+          <w:lang w:val="fr_FR" w:bidi="fr_FR"/>
+        </w:rPr>
+        <w:t>8</w:t>
+      </w:r>
+      <w:r>
+        <w:rPr>
+          <w:lang w:val="fr_FR" w:bidi="fr_FR"/>
+        </w:rPr>
+        <w:t xml:space="preserve"> ; </w:t>
+      </w:r>
+      <w:r>
+        <w:rPr>
+          <w:lang w:val="fr_FR" w:bidi="fr_FR"/>
+        </w:rPr>
+        <w:t>8.32</w:t>
+      </w:r>
+      <w:r>
+        <w:rPr>
+          <w:lang w:val="fr_FR" w:bidi="fr_FR"/>
+        </w:rPr>
+        <w:t xml:space="preserve"> ; </w:t>
+      </w:r>
+      <w:r>
+        <w:rPr>
+          <w:lang w:val="fr_FR" w:bidi="fr_FR"/>
+        </w:rPr>
+        <w:t>Éphésiens 2.4–5</w:t>
+      </w:r>
       <w:r>
         <w:rPr>
           <w:lang w:val="fr_FR" w:bidi="fr_FR"/>
         </w:rPr>
         <w:t xml:space="preserve">, </w:t>
       </w:r>
-      <w:hyperlink r:id="rId79">
-        <w:r>
-          <w:rPr>
-            <w:lang w:val="fr_FR" w:bidi="fr_FR"/>
-          </w:rPr>
-          <w:rPr>
-            <w:color w:val="0000EE"/>
-            <w:u w:val="single"/>
-          </w:rPr>
-          <w:t>8–10</w:t>
-        </w:r>
-      </w:hyperlink>
-      <w:r>
-        <w:rPr>
-          <w:lang w:val="fr_FR" w:bidi="fr_FR"/>
-        </w:rPr>
-        <w:t xml:space="preserve"> ; </w:t>
-      </w:r>
-      <w:hyperlink r:id="rId97">
-        <w:r>
-          <w:rPr>
-            <w:lang w:val="fr_FR" w:bidi="fr_FR"/>
-          </w:rPr>
-          <w:rPr>
-            <w:color w:val="0000EE"/>
-            <w:u w:val="single"/>
-          </w:rPr>
-          <w:t>Hébreux 2.4</w:t>
-        </w:r>
-      </w:hyperlink>
-      <w:r>
-        <w:rPr>
-          <w:lang w:val="fr_FR" w:bidi="fr_FR"/>
-        </w:rPr>
-        <w:t xml:space="preserve"> ; </w:t>
-      </w:r>
-      <w:hyperlink r:id="rId110">
-        <w:r>
-          <w:rPr>
-            <w:lang w:val="fr_FR" w:bidi="fr_FR"/>
-          </w:rPr>
-          <w:rPr>
-            <w:color w:val="0000EE"/>
-            <w:u w:val="single"/>
-          </w:rPr>
-          <w:t>1 Pierre 1.3–5</w:t>
-        </w:r>
-      </w:hyperlink>
-      <w:r>
-        <w:rPr>
-          <w:lang w:val="fr_FR" w:bidi="fr_FR"/>
-        </w:rPr>
-        <w:t xml:space="preserve"> ; </w:t>
-      </w:r>
-      <w:hyperlink r:id="rId111">
-        <w:r>
-          <w:rPr>
-            <w:lang w:val="fr_FR" w:bidi="fr_FR"/>
-          </w:rPr>
-          <w:rPr>
-            <w:color w:val="0000EE"/>
-            <w:u w:val="single"/>
-          </w:rPr>
-          <w:t>1 Jean 5.12–13</w:t>
-        </w:r>
-      </w:hyperlink>
+      <w:r>
+        <w:rPr>
+          <w:lang w:val="fr_FR" w:bidi="fr_FR"/>
+        </w:rPr>
+        <w:t>8–10</w:t>
+      </w:r>
+      <w:r>
+        <w:rPr>
+          <w:lang w:val="fr_FR" w:bidi="fr_FR"/>
+        </w:rPr>
+        <w:t xml:space="preserve"> ; </w:t>
+      </w:r>
+      <w:r>
+        <w:rPr>
+          <w:lang w:val="fr_FR" w:bidi="fr_FR"/>
+        </w:rPr>
+        <w:t>Hébreux 2.4</w:t>
+      </w:r>
+      <w:r>
+        <w:rPr>
+          <w:lang w:val="fr_FR" w:bidi="fr_FR"/>
+        </w:rPr>
+        <w:t xml:space="preserve"> ; </w:t>
+      </w:r>
+      <w:r>
+        <w:rPr>
+          <w:lang w:val="fr_FR" w:bidi="fr_FR"/>
+        </w:rPr>
+        <w:t>1 Pierre 1.3–5</w:t>
+      </w:r>
+      <w:r>
+        <w:rPr>
+          <w:lang w:val="fr_FR" w:bidi="fr_FR"/>
+        </w:rPr>
+        <w:t xml:space="preserve"> ; </w:t>
+      </w:r>
+      <w:r>
+        <w:rPr>
+          <w:lang w:val="fr_FR" w:bidi="fr_FR"/>
+        </w:rPr>
+        <w:t>1 Jean 5.12–13</w:t>
+      </w:r>
       <w:r>
         <w:rPr>
           <w:lang w:val="fr_FR" w:bidi="fr_FR"/>
@@ -2828,108 +2102,72 @@
         </w:rPr>
         <w:t>Les êtres humains sont mortels. Même ceux qui vivent sur terre jusqu'à un âge avancé mourront (</w:t>
       </w:r>
-      <w:hyperlink r:id="rId112">
-        <w:r>
-          <w:rPr>
-            <w:lang w:val="fr_FR" w:bidi="fr_FR"/>
-          </w:rPr>
-          <w:rPr>
-            <w:color w:val="0000EE"/>
-            <w:u w:val="single"/>
-          </w:rPr>
-          <w:t>Ps 90.1–6</w:t>
-        </w:r>
-      </w:hyperlink>
+      <w:r>
+        <w:rPr>
+          <w:lang w:val="fr_FR" w:bidi="fr_FR"/>
+        </w:rPr>
+        <w:t>Ps 90.1–6</w:t>
+      </w:r>
       <w:r>
         <w:rPr>
           <w:lang w:val="fr_FR" w:bidi="fr_FR"/>
         </w:rPr>
         <w:t>). La nature de l'homme est représentée par le récit de sa création. Dieu l'a créé de la poussière de la terre et lui a donné vie par son souffle (</w:t>
       </w:r>
-      <w:hyperlink r:id="rId113">
-        <w:r>
-          <w:rPr>
-            <w:lang w:val="fr_FR" w:bidi="fr_FR"/>
-          </w:rPr>
-          <w:rPr>
-            <w:color w:val="0000EE"/>
-            <w:u w:val="single"/>
-          </w:rPr>
-          <w:t>Gn 2.7</w:t>
-        </w:r>
-      </w:hyperlink>
+      <w:r>
+        <w:rPr>
+          <w:lang w:val="fr_FR" w:bidi="fr_FR"/>
+        </w:rPr>
+        <w:t>Gn 2.7</w:t>
+      </w:r>
       <w:r>
         <w:rPr>
           <w:lang w:val="fr_FR" w:bidi="fr_FR"/>
         </w:rPr>
         <w:t>). L'homme perd la vie lorsque Dieu reprend son souffle. Alors, le corps humain retourne à la poussière (</w:t>
       </w:r>
-      <w:hyperlink r:id="rId114">
-        <w:r>
-          <w:rPr>
-            <w:lang w:val="fr_FR" w:bidi="fr_FR"/>
-          </w:rPr>
-          <w:rPr>
-            <w:color w:val="0000EE"/>
-            <w:u w:val="single"/>
-          </w:rPr>
-          <w:t xml:space="preserve">3.19 </w:t>
-        </w:r>
-      </w:hyperlink>
+      <w:r>
+        <w:rPr>
+          <w:lang w:val="fr_FR" w:bidi="fr_FR"/>
+        </w:rPr>
+        <w:t xml:space="preserve">3.19 </w:t>
+      </w:r>
       <w:r>
         <w:rPr>
           <w:lang w:val="fr_FR" w:bidi="fr_FR"/>
         </w:rPr>
         <w:t xml:space="preserve">; </w:t>
       </w:r>
-      <w:hyperlink r:id="rId115">
-        <w:r>
-          <w:rPr>
-            <w:lang w:val="fr_FR" w:bidi="fr_FR"/>
-          </w:rPr>
-          <w:rPr>
-            <w:color w:val="0000EE"/>
-            <w:u w:val="single"/>
-          </w:rPr>
-          <w:t xml:space="preserve">Jb 4.19–21 </w:t>
-        </w:r>
-      </w:hyperlink>
+      <w:r>
+        <w:rPr>
+          <w:lang w:val="fr_FR" w:bidi="fr_FR"/>
+        </w:rPr>
+        <w:t xml:space="preserve">Jb 4.19–21 </w:t>
+      </w:r>
       <w:r>
         <w:rPr>
           <w:lang w:val="fr_FR" w:bidi="fr_FR"/>
         </w:rPr>
         <w:t xml:space="preserve">; </w:t>
       </w:r>
-      <w:hyperlink r:id="rId116">
-        <w:r>
-          <w:rPr>
-            <w:lang w:val="fr_FR" w:bidi="fr_FR"/>
-          </w:rPr>
-          <w:rPr>
-            <w:color w:val="0000EE"/>
-            <w:u w:val="single"/>
-          </w:rPr>
-          <w:t>Es 40.6–8</w:t>
-        </w:r>
-      </w:hyperlink>
+      <w:r>
+        <w:rPr>
+          <w:lang w:val="fr_FR" w:bidi="fr_FR"/>
+        </w:rPr>
+        <w:t>Es 40.6–8</w:t>
+      </w:r>
       <w:r>
         <w:rPr>
           <w:lang w:val="fr_FR" w:bidi="fr_FR"/>
         </w:rPr>
         <w:t>). Ainsi, la vie humaine dépend entièrement et continuellement de Dieu. Son souffle est un don qui donne la vie pour aussi longtemps que Dieu l'accorde (</w:t>
       </w:r>
-      <w:hyperlink r:id="rId117">
-        <w:r>
-          <w:rPr>
-            <w:lang w:val="fr_FR" w:bidi="fr_FR"/>
-          </w:rPr>
-          <w:rPr>
-            <w:color w:val="0000EE"/>
-            <w:u w:val="single"/>
-          </w:rPr>
-          <w:t>Ps 104.29</w:t>
-        </w:r>
-      </w:hyperlink>
+      <w:r>
+        <w:rPr>
+          <w:lang w:val="fr_FR" w:bidi="fr_FR"/>
+        </w:rPr>
+        <w:t>Ps 104.29</w:t>
+      </w:r>
       <w:r>
         <w:rPr>
           <w:lang w:val="fr_FR" w:bidi="fr_FR"/>
@@ -2950,72 +2188,48 @@
         </w:rPr>
         <w:t>Le péché a fait de la mort l'expérience commune de tous les êtres humains et a produit beaucoup de mal et de souffrance. La mort survient souvent sans avertissement et accable de tristesse les survivants. Quand quelqu'un meurt, c'est la fin de leurs espoirs et de leurs projets d'avenir dans cette vie. La peine de mort est la punition la plus sévère que les tribunaux humains puissent infliger. Dans la loi de Moïse, des péchés graves, comme le meurtre ou le blasphème, étaient punis de mort (</w:t>
       </w:r>
-      <w:hyperlink r:id="rId118">
-        <w:r>
-          <w:rPr>
-            <w:lang w:val="fr_FR" w:bidi="fr_FR"/>
-          </w:rPr>
-          <w:rPr>
-            <w:color w:val="0000EE"/>
-            <w:u w:val="single"/>
-          </w:rPr>
-          <w:t>Gn 9.6</w:t>
-        </w:r>
-      </w:hyperlink>
-      <w:r>
-        <w:rPr>
-          <w:lang w:val="fr_FR" w:bidi="fr_FR"/>
-        </w:rPr>
-        <w:t xml:space="preserve"> ; </w:t>
-      </w:r>
-      <w:hyperlink r:id="rId119">
-        <w:r>
-          <w:rPr>
-            <w:lang w:val="fr_FR" w:bidi="fr_FR"/>
-          </w:rPr>
-          <w:rPr>
-            <w:color w:val="0000EE"/>
-            <w:u w:val="single"/>
-          </w:rPr>
-          <w:t>Ex 21.12</w:t>
-        </w:r>
-      </w:hyperlink>
-      <w:r>
-        <w:rPr>
-          <w:lang w:val="fr_FR" w:bidi="fr_FR"/>
-        </w:rPr>
-        <w:t xml:space="preserve"> ; </w:t>
-      </w:r>
-      <w:hyperlink r:id="rId120">
-        <w:r>
-          <w:rPr>
-            <w:lang w:val="fr_FR" w:bidi="fr_FR"/>
-          </w:rPr>
-          <w:rPr>
-            <w:color w:val="0000EE"/>
-            <w:u w:val="single"/>
-          </w:rPr>
-          <w:t>Lv 24.16</w:t>
-        </w:r>
-      </w:hyperlink>
-      <w:r>
-        <w:rPr>
-          <w:lang w:val="fr_FR" w:bidi="fr_FR"/>
-        </w:rPr>
-        <w:t xml:space="preserve"> ; </w:t>
-      </w:r>
-      <w:hyperlink r:id="rId121">
-        <w:r>
-          <w:rPr>
-            <w:lang w:val="fr_FR" w:bidi="fr_FR"/>
-          </w:rPr>
-          <w:rPr>
-            <w:color w:val="0000EE"/>
-            <w:u w:val="single"/>
-          </w:rPr>
-          <w:t>Jn 10.30–33</w:t>
-        </w:r>
-      </w:hyperlink>
+      <w:r>
+        <w:rPr>
+          <w:lang w:val="fr_FR" w:bidi="fr_FR"/>
+        </w:rPr>
+        <w:t>Gn 9.6</w:t>
+      </w:r>
+      <w:r>
+        <w:rPr>
+          <w:lang w:val="fr_FR" w:bidi="fr_FR"/>
+        </w:rPr>
+        <w:t xml:space="preserve"> ; </w:t>
+      </w:r>
+      <w:r>
+        <w:rPr>
+          <w:lang w:val="fr_FR" w:bidi="fr_FR"/>
+        </w:rPr>
+        <w:t>Ex 21.12</w:t>
+      </w:r>
+      <w:r>
+        <w:rPr>
+          <w:lang w:val="fr_FR" w:bidi="fr_FR"/>
+        </w:rPr>
+        <w:t xml:space="preserve"> ; </w:t>
+      </w:r>
+      <w:r>
+        <w:rPr>
+          <w:lang w:val="fr_FR" w:bidi="fr_FR"/>
+        </w:rPr>
+        <w:t>Lv 24.16</w:t>
+      </w:r>
+      <w:r>
+        <w:rPr>
+          <w:lang w:val="fr_FR" w:bidi="fr_FR"/>
+        </w:rPr>
+        <w:t xml:space="preserve"> ; </w:t>
+      </w:r>
+      <w:r>
+        <w:rPr>
+          <w:lang w:val="fr_FR" w:bidi="fr_FR"/>
+        </w:rPr>
+        <w:t>Jn 10.30–33</w:t>
+      </w:r>
       <w:r>
         <w:rPr>
           <w:lang w:val="fr_FR" w:bidi="fr_FR"/>
@@ -3049,108 +2263,72 @@
         </w:rPr>
         <w:t xml:space="preserve"> (hébreu shéol) est l'opposé de la terre des vivants (</w:t>
       </w:r>
-      <w:hyperlink r:id="rId122">
-        <w:r>
-          <w:rPr>
-            <w:lang w:val="fr_FR" w:bidi="fr_FR"/>
-          </w:rPr>
-          <w:rPr>
-            <w:color w:val="0000EE"/>
-            <w:u w:val="single"/>
-          </w:rPr>
-          <w:t>Ps 27.13</w:t>
-        </w:r>
-      </w:hyperlink>
+      <w:r>
+        <w:rPr>
+          <w:lang w:val="fr_FR" w:bidi="fr_FR"/>
+        </w:rPr>
+        <w:t>Ps 27.13</w:t>
+      </w:r>
       <w:r>
         <w:rPr>
           <w:lang w:val="fr_FR" w:bidi="fr_FR"/>
         </w:rPr>
         <w:t>). C'est un lieu sombre et silencieux où vont ceux qui meurent (</w:t>
       </w:r>
-      <w:hyperlink r:id="rId123">
-        <w:r>
-          <w:rPr>
-            <w:lang w:val="fr_FR" w:bidi="fr_FR"/>
-          </w:rPr>
-          <w:rPr>
-            <w:color w:val="0000EE"/>
-            <w:u w:val="single"/>
-          </w:rPr>
-          <w:t>Jb 10.21–22</w:t>
-        </w:r>
-      </w:hyperlink>
-      <w:r>
-        <w:rPr>
-          <w:lang w:val="fr_FR" w:bidi="fr_FR"/>
-        </w:rPr>
-        <w:t xml:space="preserve"> ; </w:t>
-      </w:r>
-      <w:hyperlink r:id="rId124">
-        <w:r>
-          <w:rPr>
-            <w:lang w:val="fr_FR" w:bidi="fr_FR"/>
-          </w:rPr>
-          <w:rPr>
-            <w:color w:val="0000EE"/>
-            <w:u w:val="single"/>
-          </w:rPr>
-          <w:t>Ps 94.17</w:t>
-        </w:r>
-      </w:hyperlink>
-      <w:r>
-        <w:rPr>
-          <w:lang w:val="fr_FR" w:bidi="fr_FR"/>
-        </w:rPr>
-        <w:t xml:space="preserve"> ; </w:t>
-      </w:r>
-      <w:hyperlink r:id="rId125">
-        <w:r>
-          <w:rPr>
-            <w:lang w:val="fr_FR" w:bidi="fr_FR"/>
-          </w:rPr>
-          <w:rPr>
-            <w:color w:val="0000EE"/>
-            <w:u w:val="single"/>
-          </w:rPr>
-          <w:t>Jon 2.7</w:t>
-        </w:r>
-      </w:hyperlink>
+      <w:r>
+        <w:rPr>
+          <w:lang w:val="fr_FR" w:bidi="fr_FR"/>
+        </w:rPr>
+        <w:t>Jb 10.21–22</w:t>
+      </w:r>
+      <w:r>
+        <w:rPr>
+          <w:lang w:val="fr_FR" w:bidi="fr_FR"/>
+        </w:rPr>
+        <w:t xml:space="preserve"> ; </w:t>
+      </w:r>
+      <w:r>
+        <w:rPr>
+          <w:lang w:val="fr_FR" w:bidi="fr_FR"/>
+        </w:rPr>
+        <w:t>Ps 94.17</w:t>
+      </w:r>
+      <w:r>
+        <w:rPr>
+          <w:lang w:val="fr_FR" w:bidi="fr_FR"/>
+        </w:rPr>
+        <w:t xml:space="preserve"> ; </w:t>
+      </w:r>
+      <w:r>
+        <w:rPr>
+          <w:lang w:val="fr_FR" w:bidi="fr_FR"/>
+        </w:rPr>
+        <w:t>Jon 2.7</w:t>
+      </w:r>
       <w:r>
         <w:rPr>
           <w:lang w:val="fr_FR" w:bidi="fr_FR"/>
         </w:rPr>
         <w:t xml:space="preserve">). Même dans la mort, le juste trouve un refuge (voir </w:t>
       </w:r>
-      <w:hyperlink r:id="rId126">
-        <w:r>
-          <w:rPr>
-            <w:lang w:val="fr_FR" w:bidi="fr_FR"/>
-          </w:rPr>
-          <w:rPr>
-            <w:color w:val="0000EE"/>
-            <w:u w:val="single"/>
-          </w:rPr>
-          <w:t>Pr 14.32</w:t>
-        </w:r>
-      </w:hyperlink>
+      <w:r>
+        <w:rPr>
+          <w:lang w:val="fr_FR" w:bidi="fr_FR"/>
+        </w:rPr>
+        <w:t>Pr 14.32</w:t>
+      </w:r>
       <w:r>
         <w:rPr>
           <w:lang w:val="fr_FR" w:bidi="fr_FR"/>
         </w:rPr>
         <w:t>). Dieu est souverain. Il fait vivre et il fait mourir (</w:t>
       </w:r>
-      <w:hyperlink r:id="rId127">
-        <w:r>
-          <w:rPr>
-            <w:lang w:val="fr_FR" w:bidi="fr_FR"/>
-          </w:rPr>
-          <w:rPr>
-            <w:color w:val="0000EE"/>
-            <w:u w:val="single"/>
-          </w:rPr>
-          <w:t>Dt 32.39</w:t>
-        </w:r>
-      </w:hyperlink>
+      <w:r>
+        <w:rPr>
+          <w:lang w:val="fr_FR" w:bidi="fr_FR"/>
+        </w:rPr>
+        <w:t>Dt 32.39</w:t>
+      </w:r>
       <w:r>
         <w:rPr>
           <w:lang w:val="fr_FR" w:bidi="fr_FR"/>
@@ -3171,90 +2349,60 @@
         </w:rPr>
         <w:t xml:space="preserve">L'AT parle souvent de la mort comme le fait de rejoindre ses ancêtres, sans mentionner la résurrection (voir, p. ex. </w:t>
       </w:r>
-      <w:hyperlink r:id="rId128">
-        <w:r>
-          <w:rPr>
-            <w:lang w:val="fr_FR" w:bidi="fr_FR"/>
-          </w:rPr>
-          <w:rPr>
-            <w:color w:val="0000EE"/>
-            <w:u w:val="single"/>
-          </w:rPr>
-          <w:t>Gn 49.29–33</w:t>
-        </w:r>
-      </w:hyperlink>
+      <w:r>
+        <w:rPr>
+          <w:lang w:val="fr_FR" w:bidi="fr_FR"/>
+        </w:rPr>
+        <w:t>Gn 49.29–33</w:t>
+      </w:r>
       <w:r>
         <w:rPr>
           <w:lang w:val="fr_FR" w:bidi="fr_FR"/>
         </w:rPr>
         <w:t>). Pourtant, quelques passages font allusion à la résurrection ou la mentionnent même clairement (</w:t>
       </w:r>
-      <w:hyperlink r:id="rId129">
-        <w:r>
-          <w:rPr>
-            <w:lang w:val="fr_FR" w:bidi="fr_FR"/>
-          </w:rPr>
-          <w:rPr>
-            <w:color w:val="0000EE"/>
-            <w:u w:val="single"/>
-          </w:rPr>
-          <w:t>Jb 19.25–27</w:t>
-        </w:r>
-      </w:hyperlink>
-      <w:r>
-        <w:rPr>
-          <w:lang w:val="fr_FR" w:bidi="fr_FR"/>
-        </w:rPr>
-        <w:t xml:space="preserve"> ; </w:t>
-      </w:r>
-      <w:hyperlink r:id="rId130">
-        <w:r>
-          <w:rPr>
-            <w:lang w:val="fr_FR" w:bidi="fr_FR"/>
-          </w:rPr>
-          <w:rPr>
-            <w:color w:val="0000EE"/>
-            <w:u w:val="single"/>
-          </w:rPr>
-          <w:t>Es 25.6–9</w:t>
-        </w:r>
-      </w:hyperlink>
-      <w:r>
-        <w:rPr>
-          <w:lang w:val="fr_FR" w:bidi="fr_FR"/>
-        </w:rPr>
-        <w:t xml:space="preserve"> ; </w:t>
-      </w:r>
-      <w:hyperlink r:id="rId131">
-        <w:r>
-          <w:rPr>
-            <w:lang w:val="fr_FR" w:bidi="fr_FR"/>
-          </w:rPr>
-          <w:rPr>
-            <w:color w:val="0000EE"/>
-            <w:u w:val="single"/>
-          </w:rPr>
-          <w:t>26.19</w:t>
-        </w:r>
-      </w:hyperlink>
-      <w:r>
-        <w:rPr>
-          <w:lang w:val="fr_FR" w:bidi="fr_FR"/>
-        </w:rPr>
-        <w:t xml:space="preserve"> ; </w:t>
-      </w:r>
-      <w:hyperlink r:id="rId132">
-        <w:r>
-          <w:rPr>
-            <w:lang w:val="fr_FR" w:bidi="fr_FR"/>
-          </w:rPr>
-          <w:rPr>
-            <w:color w:val="0000EE"/>
-            <w:u w:val="single"/>
-          </w:rPr>
-          <w:t>Dn 12.2</w:t>
-        </w:r>
-      </w:hyperlink>
+      <w:r>
+        <w:rPr>
+          <w:lang w:val="fr_FR" w:bidi="fr_FR"/>
+        </w:rPr>
+        <w:t>Jb 19.25–27</w:t>
+      </w:r>
+      <w:r>
+        <w:rPr>
+          <w:lang w:val="fr_FR" w:bidi="fr_FR"/>
+        </w:rPr>
+        <w:t xml:space="preserve"> ; </w:t>
+      </w:r>
+      <w:r>
+        <w:rPr>
+          <w:lang w:val="fr_FR" w:bidi="fr_FR"/>
+        </w:rPr>
+        <w:t>Es 25.6–9</w:t>
+      </w:r>
+      <w:r>
+        <w:rPr>
+          <w:lang w:val="fr_FR" w:bidi="fr_FR"/>
+        </w:rPr>
+        <w:t xml:space="preserve"> ; </w:t>
+      </w:r>
+      <w:r>
+        <w:rPr>
+          <w:lang w:val="fr_FR" w:bidi="fr_FR"/>
+        </w:rPr>
+        <w:t>26.19</w:t>
+      </w:r>
+      <w:r>
+        <w:rPr>
+          <w:lang w:val="fr_FR" w:bidi="fr_FR"/>
+        </w:rPr>
+        <w:t xml:space="preserve"> ; </w:t>
+      </w:r>
+      <w:r>
+        <w:rPr>
+          <w:lang w:val="fr_FR" w:bidi="fr_FR"/>
+        </w:rPr>
+        <w:t>Dn 12.2</w:t>
+      </w:r>
       <w:r>
         <w:rPr>
           <w:lang w:val="fr_FR" w:bidi="fr_FR"/>
@@ -3275,66 +2423,42 @@
         </w:rPr>
         <w:t>Dans le Nouveau Testament, la résurrection est un thème clé de ce qui se produit après la mort. Le peuple que Dieu a racheté par le sacrifice de Jésus-Christ surmontera la mort. La mort est le résultat du péché (</w:t>
       </w:r>
-      <w:hyperlink r:id="rId133">
-        <w:r>
-          <w:rPr>
-            <w:lang w:val="fr_FR" w:bidi="fr_FR"/>
-          </w:rPr>
-          <w:rPr>
-            <w:color w:val="0000EE"/>
-            <w:u w:val="single"/>
-          </w:rPr>
-          <w:t>Rm 5.12</w:t>
-        </w:r>
-      </w:hyperlink>
+      <w:r>
+        <w:rPr>
+          <w:lang w:val="fr_FR" w:bidi="fr_FR"/>
+        </w:rPr>
+        <w:t>Rm 5.12</w:t>
+      </w:r>
       <w:r>
         <w:rPr>
           <w:lang w:val="fr_FR" w:bidi="fr_FR"/>
         </w:rPr>
         <w:t>). Ceux qui vivent dans le péché et ne s'en détournent pas pour suivre le Seigneur subiront le jugement éternel dans l'étang de feu, qui est aussi appelé « la seconde mort » (</w:t>
       </w:r>
-      <w:hyperlink r:id="rId134">
-        <w:r>
-          <w:rPr>
-            <w:lang w:val="fr_FR" w:bidi="fr_FR"/>
-          </w:rPr>
-          <w:rPr>
-            <w:color w:val="0000EE"/>
-            <w:u w:val="single"/>
-          </w:rPr>
-          <w:t>Ap 21.8</w:t>
-        </w:r>
-      </w:hyperlink>
+      <w:r>
+        <w:rPr>
+          <w:lang w:val="fr_FR" w:bidi="fr_FR"/>
+        </w:rPr>
+        <w:t>Ap 21.8</w:t>
+      </w:r>
       <w:r>
         <w:rPr>
           <w:lang w:val="fr_FR" w:bidi="fr_FR"/>
         </w:rPr>
         <w:t>). La mort est le dernier ennemi que Dieu détruira (</w:t>
       </w:r>
-      <w:hyperlink r:id="rId135">
-        <w:r>
-          <w:rPr>
-            <w:lang w:val="fr_FR" w:bidi="fr_FR"/>
-          </w:rPr>
-          <w:rPr>
-            <w:color w:val="0000EE"/>
-            <w:u w:val="single"/>
-          </w:rPr>
-          <w:t xml:space="preserve">1Co 15.54–57, </w:t>
-        </w:r>
-      </w:hyperlink>
-      <w:hyperlink r:id="rId136">
-        <w:r>
-          <w:rPr>
-            <w:lang w:val="fr_FR" w:bidi="fr_FR"/>
-          </w:rPr>
-          <w:rPr>
-            <w:color w:val="0000EE"/>
-            <w:u w:val="single"/>
-          </w:rPr>
-          <w:t>26</w:t>
-        </w:r>
-      </w:hyperlink>
+      <w:r>
+        <w:rPr>
+          <w:lang w:val="fr_FR" w:bidi="fr_FR"/>
+        </w:rPr>
+        <w:t xml:space="preserve">1Co 15.54–57, </w:t>
+      </w:r>
+      <w:r>
+        <w:rPr>
+          <w:lang w:val="fr_FR" w:bidi="fr_FR"/>
+        </w:rPr>
+        <w:t>26</w:t>
+      </w:r>
       <w:r>
         <w:rPr>
           <w:lang w:val="fr_FR" w:bidi="fr_FR"/>
@@ -3355,36 +2479,24 @@
         </w:rPr>
         <w:t>La mort de Jésus a vaincu la mort. Quand il est mort et ressuscité, il a montré que la mort n'aurait pas le dernier mot concernant l'humanité. Sa résurrection prouve que Dieu ressuscite les morts et ressuscitera ceux qui sont qui suivent Jésus (</w:t>
       </w:r>
-      <w:hyperlink r:id="rId137">
-        <w:r>
-          <w:rPr>
-            <w:lang w:val="fr_FR" w:bidi="fr_FR"/>
-          </w:rPr>
-          <w:rPr>
-            <w:color w:val="0000EE"/>
-            <w:u w:val="single"/>
-          </w:rPr>
-          <w:t>Col 1.18</w:t>
-        </w:r>
-      </w:hyperlink>
+      <w:r>
+        <w:rPr>
+          <w:lang w:val="fr_FR" w:bidi="fr_FR"/>
+        </w:rPr>
+        <w:t>Col 1.18</w:t>
+      </w:r>
       <w:r>
         <w:rPr>
           <w:lang w:val="fr_FR" w:bidi="fr_FR"/>
         </w:rPr>
         <w:t>). Il est le Seigneur des vivants et des morts (</w:t>
       </w:r>
-      <w:hyperlink r:id="rId138">
-        <w:r>
-          <w:rPr>
-            <w:lang w:val="fr_FR" w:bidi="fr_FR"/>
-          </w:rPr>
-          <w:rPr>
-            <w:color w:val="0000EE"/>
-            <w:u w:val="single"/>
-          </w:rPr>
-          <w:t>Rm 14.9</w:t>
-        </w:r>
-      </w:hyperlink>
+      <w:r>
+        <w:rPr>
+          <w:lang w:val="fr_FR" w:bidi="fr_FR"/>
+        </w:rPr>
+        <w:t>Rm 14.9</w:t>
+      </w:r>
       <w:r>
         <w:rPr>
           <w:lang w:val="fr_FR" w:bidi="fr_FR"/>
@@ -3414,504 +2526,336 @@
           <w:lang w:val="fr_FR" w:bidi="fr_FR"/>
         </w:rPr>
       </w:r>
-      <w:hyperlink r:id="rId139">
-        <w:r>
-          <w:rPr>
-            <w:lang w:val="fr_FR" w:bidi="fr_FR"/>
-          </w:rPr>
-          <w:rPr>
-            <w:color w:val="0000EE"/>
-            <w:u w:val="single"/>
-          </w:rPr>
-          <w:t>Genèse 2.15–17</w:t>
-        </w:r>
-      </w:hyperlink>
-      <w:r>
-        <w:rPr>
-          <w:lang w:val="fr_FR" w:bidi="fr_FR"/>
-        </w:rPr>
-        <w:t xml:space="preserve"> ; </w:t>
-      </w:r>
-      <w:hyperlink r:id="rId114">
-        <w:r>
-          <w:rPr>
-            <w:lang w:val="fr_FR" w:bidi="fr_FR"/>
-          </w:rPr>
-          <w:rPr>
-            <w:color w:val="0000EE"/>
-            <w:u w:val="single"/>
-          </w:rPr>
-          <w:t>3.19</w:t>
-        </w:r>
-      </w:hyperlink>
-      <w:r>
-        <w:rPr>
-          <w:lang w:val="fr_FR" w:bidi="fr_FR"/>
-        </w:rPr>
-        <w:t xml:space="preserve"> ; </w:t>
-      </w:r>
-      <w:hyperlink r:id="rId140">
-        <w:r>
-          <w:rPr>
-            <w:lang w:val="fr_FR" w:bidi="fr_FR"/>
-          </w:rPr>
-          <w:rPr>
-            <w:color w:val="0000EE"/>
-            <w:u w:val="single"/>
-          </w:rPr>
-          <w:t>6.17</w:t>
-        </w:r>
-      </w:hyperlink>
-      <w:r>
-        <w:rPr>
-          <w:lang w:val="fr_FR" w:bidi="fr_FR"/>
-        </w:rPr>
-        <w:t xml:space="preserve"> ; </w:t>
-      </w:r>
-      <w:hyperlink r:id="rId141">
-        <w:r>
-          <w:rPr>
-            <w:lang w:val="fr_FR" w:bidi="fr_FR"/>
-          </w:rPr>
-          <w:rPr>
-            <w:color w:val="0000EE"/>
-            <w:u w:val="single"/>
-          </w:rPr>
-          <w:t>9.5–6</w:t>
-        </w:r>
-      </w:hyperlink>
-      <w:r>
-        <w:rPr>
-          <w:lang w:val="fr_FR" w:bidi="fr_FR"/>
-        </w:rPr>
-        <w:t xml:space="preserve"> ; </w:t>
-      </w:r>
-      <w:hyperlink r:id="rId128">
-        <w:r>
-          <w:rPr>
-            <w:lang w:val="fr_FR" w:bidi="fr_FR"/>
-          </w:rPr>
-          <w:rPr>
-            <w:color w:val="0000EE"/>
-            <w:u w:val="single"/>
-          </w:rPr>
-          <w:t>49.29–33</w:t>
-        </w:r>
-      </w:hyperlink>
-      <w:r>
-        <w:rPr>
-          <w:lang w:val="fr_FR" w:bidi="fr_FR"/>
-        </w:rPr>
-        <w:t xml:space="preserve"> ; </w:t>
-      </w:r>
-      <w:hyperlink r:id="rId142">
-        <w:r>
-          <w:rPr>
-            <w:lang w:val="fr_FR" w:bidi="fr_FR"/>
-          </w:rPr>
-          <w:rPr>
-            <w:color w:val="0000EE"/>
-            <w:u w:val="single"/>
-          </w:rPr>
-          <w:t>Exode 21.12–17</w:t>
-        </w:r>
-      </w:hyperlink>
+      <w:r>
+        <w:rPr>
+          <w:lang w:val="fr_FR" w:bidi="fr_FR"/>
+        </w:rPr>
+        <w:t>Genèse 2.15–17</w:t>
+      </w:r>
+      <w:r>
+        <w:rPr>
+          <w:lang w:val="fr_FR" w:bidi="fr_FR"/>
+        </w:rPr>
+        <w:t xml:space="preserve"> ; </w:t>
+      </w:r>
+      <w:r>
+        <w:rPr>
+          <w:lang w:val="fr_FR" w:bidi="fr_FR"/>
+        </w:rPr>
+        <w:t>3.19</w:t>
+      </w:r>
+      <w:r>
+        <w:rPr>
+          <w:lang w:val="fr_FR" w:bidi="fr_FR"/>
+        </w:rPr>
+        <w:t xml:space="preserve"> ; </w:t>
+      </w:r>
+      <w:r>
+        <w:rPr>
+          <w:lang w:val="fr_FR" w:bidi="fr_FR"/>
+        </w:rPr>
+        <w:t>6.17</w:t>
+      </w:r>
+      <w:r>
+        <w:rPr>
+          <w:lang w:val="fr_FR" w:bidi="fr_FR"/>
+        </w:rPr>
+        <w:t xml:space="preserve"> ; </w:t>
+      </w:r>
+      <w:r>
+        <w:rPr>
+          <w:lang w:val="fr_FR" w:bidi="fr_FR"/>
+        </w:rPr>
+        <w:t>9.5–6</w:t>
+      </w:r>
+      <w:r>
+        <w:rPr>
+          <w:lang w:val="fr_FR" w:bidi="fr_FR"/>
+        </w:rPr>
+        <w:t xml:space="preserve"> ; </w:t>
+      </w:r>
+      <w:r>
+        <w:rPr>
+          <w:lang w:val="fr_FR" w:bidi="fr_FR"/>
+        </w:rPr>
+        <w:t>49.29–33</w:t>
+      </w:r>
+      <w:r>
+        <w:rPr>
+          <w:lang w:val="fr_FR" w:bidi="fr_FR"/>
+        </w:rPr>
+        <w:t xml:space="preserve"> ; </w:t>
+      </w:r>
+      <w:r>
+        <w:rPr>
+          <w:lang w:val="fr_FR" w:bidi="fr_FR"/>
+        </w:rPr>
+        <w:t>Exode 21.12–17</w:t>
+      </w:r>
       <w:r>
         <w:rPr>
           <w:lang w:val="fr_FR" w:bidi="fr_FR"/>
         </w:rPr>
         <w:t xml:space="preserve">, </w:t>
       </w:r>
-      <w:hyperlink r:id="rId143">
-        <w:r>
-          <w:rPr>
-            <w:lang w:val="fr_FR" w:bidi="fr_FR"/>
-          </w:rPr>
-          <w:rPr>
-            <w:color w:val="0000EE"/>
-            <w:u w:val="single"/>
-          </w:rPr>
-          <w:t>28–29</w:t>
-        </w:r>
-      </w:hyperlink>
-      <w:r>
-        <w:rPr>
-          <w:lang w:val="fr_FR" w:bidi="fr_FR"/>
-        </w:rPr>
-        <w:t xml:space="preserve"> ; </w:t>
-      </w:r>
-      <w:hyperlink r:id="rId144">
-        <w:r>
-          <w:rPr>
-            <w:lang w:val="fr_FR" w:bidi="fr_FR"/>
-          </w:rPr>
-          <w:rPr>
-            <w:color w:val="0000EE"/>
-            <w:u w:val="single"/>
-          </w:rPr>
-          <w:t>23.7</w:t>
-        </w:r>
-      </w:hyperlink>
-      <w:r>
-        <w:rPr>
-          <w:lang w:val="fr_FR" w:bidi="fr_FR"/>
-        </w:rPr>
-        <w:t xml:space="preserve"> ; </w:t>
-      </w:r>
-      <w:hyperlink r:id="rId145">
-        <w:r>
-          <w:rPr>
-            <w:lang w:val="fr_FR" w:bidi="fr_FR"/>
-          </w:rPr>
-          <w:rPr>
-            <w:color w:val="0000EE"/>
-            <w:u w:val="single"/>
-          </w:rPr>
-          <w:t>31.14–15</w:t>
-        </w:r>
-      </w:hyperlink>
-      <w:r>
-        <w:rPr>
-          <w:lang w:val="fr_FR" w:bidi="fr_FR"/>
-        </w:rPr>
-        <w:t xml:space="preserve"> ; </w:t>
-      </w:r>
-      <w:hyperlink r:id="rId120">
-        <w:r>
-          <w:rPr>
-            <w:lang w:val="fr_FR" w:bidi="fr_FR"/>
-          </w:rPr>
-          <w:rPr>
-            <w:color w:val="0000EE"/>
-            <w:u w:val="single"/>
-          </w:rPr>
-          <w:t>Lévitique 24.16</w:t>
-        </w:r>
-      </w:hyperlink>
-      <w:r>
-        <w:rPr>
-          <w:lang w:val="fr_FR" w:bidi="fr_FR"/>
-        </w:rPr>
-        <w:t xml:space="preserve"> ; </w:t>
-      </w:r>
-      <w:hyperlink r:id="rId127">
-        <w:r>
-          <w:rPr>
-            <w:lang w:val="fr_FR" w:bidi="fr_FR"/>
-          </w:rPr>
-          <w:rPr>
-            <w:color w:val="0000EE"/>
-            <w:u w:val="single"/>
-          </w:rPr>
-          <w:t>Deutéronome 32.39</w:t>
-        </w:r>
-      </w:hyperlink>
-      <w:r>
-        <w:rPr>
-          <w:lang w:val="fr_FR" w:bidi="fr_FR"/>
-        </w:rPr>
-        <w:t xml:space="preserve"> ; </w:t>
-      </w:r>
-      <w:hyperlink r:id="rId146">
-        <w:r>
-          <w:rPr>
-            <w:lang w:val="fr_FR" w:bidi="fr_FR"/>
-          </w:rPr>
-          <w:rPr>
-            <w:color w:val="0000EE"/>
-            <w:u w:val="single"/>
-          </w:rPr>
-          <w:t>Job 10.18–22</w:t>
-        </w:r>
-      </w:hyperlink>
-      <w:r>
-        <w:rPr>
-          <w:lang w:val="fr_FR" w:bidi="fr_FR"/>
-        </w:rPr>
-        <w:t xml:space="preserve"> ; </w:t>
-      </w:r>
-      <w:hyperlink r:id="rId129">
-        <w:r>
-          <w:rPr>
-            <w:lang w:val="fr_FR" w:bidi="fr_FR"/>
-          </w:rPr>
-          <w:rPr>
-            <w:color w:val="0000EE"/>
-            <w:u w:val="single"/>
-          </w:rPr>
-          <w:t>19.25–27</w:t>
-        </w:r>
-      </w:hyperlink>
-      <w:r>
-        <w:rPr>
-          <w:lang w:val="fr_FR" w:bidi="fr_FR"/>
-        </w:rPr>
-        <w:t xml:space="preserve"> ; </w:t>
-      </w:r>
-      <w:hyperlink r:id="rId147">
-        <w:r>
-          <w:rPr>
-            <w:lang w:val="fr_FR" w:bidi="fr_FR"/>
-          </w:rPr>
-          <w:rPr>
-            <w:color w:val="0000EE"/>
-            <w:u w:val="single"/>
-          </w:rPr>
-          <w:t>Psaumes 90.1–12</w:t>
-        </w:r>
-      </w:hyperlink>
-      <w:r>
-        <w:rPr>
-          <w:lang w:val="fr_FR" w:bidi="fr_FR"/>
-        </w:rPr>
-        <w:t xml:space="preserve"> ; </w:t>
-      </w:r>
-      <w:hyperlink r:id="rId124">
-        <w:r>
-          <w:rPr>
-            <w:lang w:val="fr_FR" w:bidi="fr_FR"/>
-          </w:rPr>
-          <w:rPr>
-            <w:color w:val="0000EE"/>
-            <w:u w:val="single"/>
-          </w:rPr>
-          <w:t>94.17</w:t>
-        </w:r>
-      </w:hyperlink>
-      <w:r>
-        <w:rPr>
-          <w:lang w:val="fr_FR" w:bidi="fr_FR"/>
-        </w:rPr>
-        <w:t xml:space="preserve"> ; </w:t>
-      </w:r>
-      <w:hyperlink r:id="rId126">
-        <w:r>
-          <w:rPr>
-            <w:lang w:val="fr_FR" w:bidi="fr_FR"/>
-          </w:rPr>
-          <w:rPr>
-            <w:color w:val="0000EE"/>
-            <w:u w:val="single"/>
-          </w:rPr>
-          <w:t>Proverbes 14.32</w:t>
-        </w:r>
-      </w:hyperlink>
-      <w:r>
-        <w:rPr>
-          <w:lang w:val="fr_FR" w:bidi="fr_FR"/>
-        </w:rPr>
-        <w:t xml:space="preserve"> ; </w:t>
-      </w:r>
-      <w:hyperlink r:id="rId148">
-        <w:r>
-          <w:rPr>
-            <w:lang w:val="fr_FR" w:bidi="fr_FR"/>
-          </w:rPr>
-          <w:rPr>
-            <w:color w:val="0000EE"/>
-            <w:u w:val="single"/>
-          </w:rPr>
-          <w:t>Ecclésiaste 12.3–9</w:t>
-        </w:r>
-      </w:hyperlink>
-      <w:r>
-        <w:rPr>
-          <w:lang w:val="fr_FR" w:bidi="fr_FR"/>
-        </w:rPr>
-        <w:t xml:space="preserve"> ; </w:t>
-      </w:r>
-      <w:hyperlink r:id="rId130">
-        <w:r>
-          <w:rPr>
-            <w:lang w:val="fr_FR" w:bidi="fr_FR"/>
-          </w:rPr>
-          <w:rPr>
-            <w:color w:val="0000EE"/>
-            <w:u w:val="single"/>
-          </w:rPr>
-          <w:t>Ésaïe 25.6–9</w:t>
-        </w:r>
-      </w:hyperlink>
-      <w:r>
-        <w:rPr>
-          <w:lang w:val="fr_FR" w:bidi="fr_FR"/>
-        </w:rPr>
-        <w:t xml:space="preserve"> ; </w:t>
-      </w:r>
-      <w:hyperlink r:id="rId131">
-        <w:r>
-          <w:rPr>
-            <w:lang w:val="fr_FR" w:bidi="fr_FR"/>
-          </w:rPr>
-          <w:rPr>
-            <w:color w:val="0000EE"/>
-            <w:u w:val="single"/>
-          </w:rPr>
-          <w:t>26.19</w:t>
-        </w:r>
-      </w:hyperlink>
-      <w:r>
-        <w:rPr>
-          <w:lang w:val="fr_FR" w:bidi="fr_FR"/>
-        </w:rPr>
-        <w:t xml:space="preserve"> ; </w:t>
-      </w:r>
-      <w:hyperlink r:id="rId116">
-        <w:r>
-          <w:rPr>
-            <w:lang w:val="fr_FR" w:bidi="fr_FR"/>
-          </w:rPr>
-          <w:rPr>
-            <w:color w:val="0000EE"/>
-            <w:u w:val="single"/>
-          </w:rPr>
-          <w:t>40.6–8</w:t>
-        </w:r>
-      </w:hyperlink>
-      <w:r>
-        <w:rPr>
-          <w:lang w:val="fr_FR" w:bidi="fr_FR"/>
-        </w:rPr>
-        <w:t xml:space="preserve"> ; </w:t>
-      </w:r>
-      <w:hyperlink r:id="rId149">
-        <w:r>
-          <w:rPr>
-            <w:lang w:val="fr_FR" w:bidi="fr_FR"/>
-          </w:rPr>
-          <w:rPr>
-            <w:color w:val="0000EE"/>
-            <w:u w:val="single"/>
-          </w:rPr>
-          <w:t>Daniel 12.2–3</w:t>
-        </w:r>
-      </w:hyperlink>
-      <w:r>
-        <w:rPr>
-          <w:lang w:val="fr_FR" w:bidi="fr_FR"/>
-        </w:rPr>
-        <w:t xml:space="preserve"> ; </w:t>
-      </w:r>
-      <w:hyperlink r:id="rId150">
-        <w:r>
-          <w:rPr>
-            <w:lang w:val="fr_FR" w:bidi="fr_FR"/>
-          </w:rPr>
-          <w:rPr>
-            <w:color w:val="0000EE"/>
-            <w:u w:val="single"/>
-          </w:rPr>
-          <w:t>Mc 12.26–27</w:t>
-        </w:r>
-      </w:hyperlink>
-      <w:r>
-        <w:rPr>
-          <w:lang w:val="fr_FR" w:bidi="fr_FR"/>
-        </w:rPr>
-        <w:t xml:space="preserve"> ; </w:t>
-      </w:r>
-      <w:hyperlink r:id="rId151">
-        <w:r>
-          <w:rPr>
-            <w:lang w:val="fr_FR" w:bidi="fr_FR"/>
-          </w:rPr>
-          <w:rPr>
-            <w:color w:val="0000EE"/>
-            <w:u w:val="single"/>
-          </w:rPr>
-          <w:t>Romains 5.12–17</w:t>
-        </w:r>
-      </w:hyperlink>
-      <w:r>
-        <w:rPr>
-          <w:lang w:val="fr_FR" w:bidi="fr_FR"/>
-        </w:rPr>
-        <w:t xml:space="preserve"> ; </w:t>
-      </w:r>
-      <w:hyperlink r:id="rId152">
-        <w:r>
-          <w:rPr>
-            <w:lang w:val="fr_FR" w:bidi="fr_FR"/>
-          </w:rPr>
-          <w:rPr>
-            <w:color w:val="0000EE"/>
-            <w:u w:val="single"/>
-          </w:rPr>
-          <w:t>1 Corinthiens 15.20–26</w:t>
-        </w:r>
-      </w:hyperlink>
+      <w:r>
+        <w:rPr>
+          <w:lang w:val="fr_FR" w:bidi="fr_FR"/>
+        </w:rPr>
+        <w:t>28–29</w:t>
+      </w:r>
+      <w:r>
+        <w:rPr>
+          <w:lang w:val="fr_FR" w:bidi="fr_FR"/>
+        </w:rPr>
+        <w:t xml:space="preserve"> ; </w:t>
+      </w:r>
+      <w:r>
+        <w:rPr>
+          <w:lang w:val="fr_FR" w:bidi="fr_FR"/>
+        </w:rPr>
+        <w:t>23.7</w:t>
+      </w:r>
+      <w:r>
+        <w:rPr>
+          <w:lang w:val="fr_FR" w:bidi="fr_FR"/>
+        </w:rPr>
+        <w:t xml:space="preserve"> ; </w:t>
+      </w:r>
+      <w:r>
+        <w:rPr>
+          <w:lang w:val="fr_FR" w:bidi="fr_FR"/>
+        </w:rPr>
+        <w:t>31.14–15</w:t>
+      </w:r>
+      <w:r>
+        <w:rPr>
+          <w:lang w:val="fr_FR" w:bidi="fr_FR"/>
+        </w:rPr>
+        <w:t xml:space="preserve"> ; </w:t>
+      </w:r>
+      <w:r>
+        <w:rPr>
+          <w:lang w:val="fr_FR" w:bidi="fr_FR"/>
+        </w:rPr>
+        <w:t>Lévitique 24.16</w:t>
+      </w:r>
+      <w:r>
+        <w:rPr>
+          <w:lang w:val="fr_FR" w:bidi="fr_FR"/>
+        </w:rPr>
+        <w:t xml:space="preserve"> ; </w:t>
+      </w:r>
+      <w:r>
+        <w:rPr>
+          <w:lang w:val="fr_FR" w:bidi="fr_FR"/>
+        </w:rPr>
+        <w:t>Deutéronome 32.39</w:t>
+      </w:r>
+      <w:r>
+        <w:rPr>
+          <w:lang w:val="fr_FR" w:bidi="fr_FR"/>
+        </w:rPr>
+        <w:t xml:space="preserve"> ; </w:t>
+      </w:r>
+      <w:r>
+        <w:rPr>
+          <w:lang w:val="fr_FR" w:bidi="fr_FR"/>
+        </w:rPr>
+        <w:t>Job 10.18–22</w:t>
+      </w:r>
+      <w:r>
+        <w:rPr>
+          <w:lang w:val="fr_FR" w:bidi="fr_FR"/>
+        </w:rPr>
+        <w:t xml:space="preserve"> ; </w:t>
+      </w:r>
+      <w:r>
+        <w:rPr>
+          <w:lang w:val="fr_FR" w:bidi="fr_FR"/>
+        </w:rPr>
+        <w:t>19.25–27</w:t>
+      </w:r>
+      <w:r>
+        <w:rPr>
+          <w:lang w:val="fr_FR" w:bidi="fr_FR"/>
+        </w:rPr>
+        <w:t xml:space="preserve"> ; </w:t>
+      </w:r>
+      <w:r>
+        <w:rPr>
+          <w:lang w:val="fr_FR" w:bidi="fr_FR"/>
+        </w:rPr>
+        <w:t>Psaumes 90.1–12</w:t>
+      </w:r>
+      <w:r>
+        <w:rPr>
+          <w:lang w:val="fr_FR" w:bidi="fr_FR"/>
+        </w:rPr>
+        <w:t xml:space="preserve"> ; </w:t>
+      </w:r>
+      <w:r>
+        <w:rPr>
+          <w:lang w:val="fr_FR" w:bidi="fr_FR"/>
+        </w:rPr>
+        <w:t>94.17</w:t>
+      </w:r>
+      <w:r>
+        <w:rPr>
+          <w:lang w:val="fr_FR" w:bidi="fr_FR"/>
+        </w:rPr>
+        <w:t xml:space="preserve"> ; </w:t>
+      </w:r>
+      <w:r>
+        <w:rPr>
+          <w:lang w:val="fr_FR" w:bidi="fr_FR"/>
+        </w:rPr>
+        <w:t>Proverbes 14.32</w:t>
+      </w:r>
+      <w:r>
+        <w:rPr>
+          <w:lang w:val="fr_FR" w:bidi="fr_FR"/>
+        </w:rPr>
+        <w:t xml:space="preserve"> ; </w:t>
+      </w:r>
+      <w:r>
+        <w:rPr>
+          <w:lang w:val="fr_FR" w:bidi="fr_FR"/>
+        </w:rPr>
+        <w:t>Ecclésiaste 12.3–9</w:t>
+      </w:r>
+      <w:r>
+        <w:rPr>
+          <w:lang w:val="fr_FR" w:bidi="fr_FR"/>
+        </w:rPr>
+        <w:t xml:space="preserve"> ; </w:t>
+      </w:r>
+      <w:r>
+        <w:rPr>
+          <w:lang w:val="fr_FR" w:bidi="fr_FR"/>
+        </w:rPr>
+        <w:t>Ésaïe 25.6–9</w:t>
+      </w:r>
+      <w:r>
+        <w:rPr>
+          <w:lang w:val="fr_FR" w:bidi="fr_FR"/>
+        </w:rPr>
+        <w:t xml:space="preserve"> ; </w:t>
+      </w:r>
+      <w:r>
+        <w:rPr>
+          <w:lang w:val="fr_FR" w:bidi="fr_FR"/>
+        </w:rPr>
+        <w:t>26.19</w:t>
+      </w:r>
+      <w:r>
+        <w:rPr>
+          <w:lang w:val="fr_FR" w:bidi="fr_FR"/>
+        </w:rPr>
+        <w:t xml:space="preserve"> ; </w:t>
+      </w:r>
+      <w:r>
+        <w:rPr>
+          <w:lang w:val="fr_FR" w:bidi="fr_FR"/>
+        </w:rPr>
+        <w:t>40.6–8</w:t>
+      </w:r>
+      <w:r>
+        <w:rPr>
+          <w:lang w:val="fr_FR" w:bidi="fr_FR"/>
+        </w:rPr>
+        <w:t xml:space="preserve"> ; </w:t>
+      </w:r>
+      <w:r>
+        <w:rPr>
+          <w:lang w:val="fr_FR" w:bidi="fr_FR"/>
+        </w:rPr>
+        <w:t>Daniel 12.2–3</w:t>
+      </w:r>
+      <w:r>
+        <w:rPr>
+          <w:lang w:val="fr_FR" w:bidi="fr_FR"/>
+        </w:rPr>
+        <w:t xml:space="preserve"> ; </w:t>
+      </w:r>
+      <w:r>
+        <w:rPr>
+          <w:lang w:val="fr_FR" w:bidi="fr_FR"/>
+        </w:rPr>
+        <w:t>Mc 12.26–27</w:t>
+      </w:r>
+      <w:r>
+        <w:rPr>
+          <w:lang w:val="fr_FR" w:bidi="fr_FR"/>
+        </w:rPr>
+        <w:t xml:space="preserve"> ; </w:t>
+      </w:r>
+      <w:r>
+        <w:rPr>
+          <w:lang w:val="fr_FR" w:bidi="fr_FR"/>
+        </w:rPr>
+        <w:t>Romains 5.12–17</w:t>
+      </w:r>
+      <w:r>
+        <w:rPr>
+          <w:lang w:val="fr_FR" w:bidi="fr_FR"/>
+        </w:rPr>
+        <w:t xml:space="preserve"> ; </w:t>
+      </w:r>
+      <w:r>
+        <w:rPr>
+          <w:lang w:val="fr_FR" w:bidi="fr_FR"/>
+        </w:rPr>
+        <w:t>1 Corinthiens 15.20–26</w:t>
+      </w:r>
       <w:r>
         <w:rPr>
           <w:lang w:val="fr_FR" w:bidi="fr_FR"/>
         </w:rPr>
         <w:t xml:space="preserve">, </w:t>
       </w:r>
-      <w:hyperlink r:id="rId153">
-        <w:r>
-          <w:rPr>
-            <w:lang w:val="fr_FR" w:bidi="fr_FR"/>
-          </w:rPr>
-          <w:rPr>
-            <w:color w:val="0000EE"/>
-            <w:u w:val="single"/>
-          </w:rPr>
-          <w:t>51–58</w:t>
-        </w:r>
-      </w:hyperlink>
-      <w:r>
-        <w:rPr>
-          <w:lang w:val="fr_FR" w:bidi="fr_FR"/>
-        </w:rPr>
-        <w:t xml:space="preserve"> ; </w:t>
-      </w:r>
-      <w:hyperlink r:id="rId154">
-        <w:r>
-          <w:rPr>
-            <w:lang w:val="fr_FR" w:bidi="fr_FR"/>
-          </w:rPr>
-          <w:rPr>
-            <w:color w:val="0000EE"/>
-            <w:u w:val="single"/>
-          </w:rPr>
-          <w:t>Apocalypse 20.4–6</w:t>
-        </w:r>
-      </w:hyperlink>
+      <w:r>
+        <w:rPr>
+          <w:lang w:val="fr_FR" w:bidi="fr_FR"/>
+        </w:rPr>
+        <w:t>51–58</w:t>
+      </w:r>
+      <w:r>
+        <w:rPr>
+          <w:lang w:val="fr_FR" w:bidi="fr_FR"/>
+        </w:rPr>
+        <w:t xml:space="preserve"> ; </w:t>
+      </w:r>
+      <w:r>
+        <w:rPr>
+          <w:lang w:val="fr_FR" w:bidi="fr_FR"/>
+        </w:rPr>
+        <w:t>Apocalypse 20.4–6</w:t>
+      </w:r>
       <w:r>
         <w:rPr>
           <w:lang w:val="fr_FR" w:bidi="fr_FR"/>
         </w:rPr>
         <w:t xml:space="preserve">, </w:t>
       </w:r>
-      <w:hyperlink r:id="rId155">
-        <w:r>
-          <w:rPr>
-            <w:lang w:val="fr_FR" w:bidi="fr_FR"/>
-          </w:rPr>
-          <w:rPr>
-            <w:color w:val="0000EE"/>
-            <w:u w:val="single"/>
-          </w:rPr>
-          <w:t>11–15</w:t>
-        </w:r>
-      </w:hyperlink>
-      <w:r>
-        <w:rPr>
-          <w:lang w:val="fr_FR" w:bidi="fr_FR"/>
-        </w:rPr>
-        <w:t xml:space="preserve"> ; </w:t>
-      </w:r>
-      <w:hyperlink r:id="rId156">
-        <w:r>
-          <w:rPr>
-            <w:lang w:val="fr_FR" w:bidi="fr_FR"/>
-          </w:rPr>
-          <w:rPr>
-            <w:color w:val="0000EE"/>
-            <w:u w:val="single"/>
-          </w:rPr>
-          <w:t>21.3–8</w:t>
-        </w:r>
-      </w:hyperlink>
+      <w:r>
+        <w:rPr>
+          <w:lang w:val="fr_FR" w:bidi="fr_FR"/>
+        </w:rPr>
+        <w:t>11–15</w:t>
+      </w:r>
+      <w:r>
+        <w:rPr>
+          <w:lang w:val="fr_FR" w:bidi="fr_FR"/>
+        </w:rPr>
+        <w:t xml:space="preserve"> ; </w:t>
+      </w:r>
+      <w:r>
+        <w:rPr>
+          <w:lang w:val="fr_FR" w:bidi="fr_FR"/>
+        </w:rPr>
+        <w:t>21.3–8</w:t>
+      </w:r>
       <w:r>
         <w:rPr>
           <w:lang w:val="fr_FR" w:bidi="fr_FR"/>
